--- a/web record_lismaria.pdf (1).docx
+++ b/web record_lismaria.pdf (1).docx
@@ -5,6 +5,17 @@
     <w:p>
       <w:pPr>
         <w:pStyle w:val="Title"/>
+        <w:rPr>
+          <w:spacing w:val="-2"/>
+        </w:rPr>
+      </w:pPr>
+    </w:p>
+    <w:p>
+      <w:pPr>
+        <w:pStyle w:val="Title"/>
+        <w:rPr>
+          <w:spacing w:val="-2"/>
+        </w:rPr>
       </w:pPr>
       <w:r>
         <w:rPr>
@@ -15,13 +26,7 @@
     </w:p>
     <w:p>
       <w:pPr>
-        <w:pStyle w:val="BodyText"/>
-        <w:spacing w:before="0"/>
-        <w:rPr>
-          <w:rFonts w:ascii="Arial"/>
-          <w:b/>
-          <w:sz w:val="20"/>
-        </w:rPr>
+        <w:pStyle w:val="Title"/>
       </w:pPr>
     </w:p>
     <w:p>
@@ -372,6 +377,30 @@
                 <w:sz w:val="24"/>
               </w:rPr>
             </w:pPr>
+            <w:r>
+              <w:rPr>
+                <w:rFonts w:ascii="Times New Roman"/>
+                <w:sz w:val="24"/>
+              </w:rPr>
+              <w:t xml:space="preserve"> </w:t>
+            </w:r>
+          </w:p>
+          <w:p>
+            <w:pPr>
+              <w:pStyle w:val="TableParagraph"/>
+              <w:spacing w:before="0"/>
+              <w:rPr>
+                <w:rFonts w:ascii="Times New Roman"/>
+                <w:sz w:val="24"/>
+              </w:rPr>
+            </w:pPr>
+            <w:r>
+              <w:rPr>
+                <w:rFonts w:ascii="Times New Roman"/>
+                <w:sz w:val="24"/>
+              </w:rPr>
+              <w:t xml:space="preserve"> 27/1/2026</w:t>
+            </w:r>
           </w:p>
         </w:tc>
         <w:tc>
@@ -381,11 +410,17 @@
           <w:p>
             <w:pPr>
               <w:pStyle w:val="TableParagraph"/>
-              <w:ind w:left="102"/>
               <w:rPr>
                 <w:sz w:val="24"/>
               </w:rPr>
             </w:pPr>
+            <w:r>
+              <w:rPr>
+                <w:spacing w:val="-10"/>
+                <w:sz w:val="24"/>
+              </w:rPr>
+              <w:t xml:space="preserve">  </w:t>
+            </w:r>
             <w:r>
               <w:rPr>
                 <w:spacing w:val="-10"/>
@@ -486,6 +521,33 @@
               </w:rPr>
             </w:pPr>
           </w:p>
+          <w:p>
+            <w:pPr>
+              <w:pStyle w:val="TableParagraph"/>
+              <w:spacing w:before="0"/>
+              <w:rPr>
+                <w:rFonts w:ascii="Times New Roman"/>
+                <w:sz w:val="24"/>
+              </w:rPr>
+            </w:pPr>
+          </w:p>
+          <w:p>
+            <w:pPr>
+              <w:pStyle w:val="TableParagraph"/>
+              <w:spacing w:before="0"/>
+              <w:rPr>
+                <w:rFonts w:ascii="Times New Roman"/>
+                <w:sz w:val="24"/>
+              </w:rPr>
+            </w:pPr>
+            <w:r>
+              <w:rPr>
+                <w:rFonts w:ascii="Times New Roman"/>
+                <w:sz w:val="24"/>
+              </w:rPr>
+              <w:t xml:space="preserve"> 28/1/2026</w:t>
+            </w:r>
+          </w:p>
         </w:tc>
         <w:tc>
           <w:tcPr>
@@ -644,6 +706,23 @@
               </w:rPr>
             </w:pPr>
           </w:p>
+          <w:p>
+            <w:pPr>
+              <w:pStyle w:val="TableParagraph"/>
+              <w:spacing w:before="0"/>
+              <w:rPr>
+                <w:rFonts w:ascii="Times New Roman"/>
+                <w:sz w:val="24"/>
+              </w:rPr>
+            </w:pPr>
+            <w:r>
+              <w:rPr>
+                <w:rFonts w:ascii="Times New Roman"/>
+                <w:sz w:val="24"/>
+              </w:rPr>
+              <w:t xml:space="preserve"> 29/1/2026</w:t>
+            </w:r>
+          </w:p>
         </w:tc>
         <w:tc>
           <w:tcPr>
@@ -820,6 +899,23 @@
               </w:rPr>
             </w:pPr>
           </w:p>
+          <w:p>
+            <w:pPr>
+              <w:pStyle w:val="TableParagraph"/>
+              <w:spacing w:before="0"/>
+              <w:rPr>
+                <w:rFonts w:ascii="Times New Roman"/>
+                <w:sz w:val="24"/>
+              </w:rPr>
+            </w:pPr>
+            <w:r>
+              <w:rPr>
+                <w:rFonts w:ascii="Times New Roman"/>
+                <w:sz w:val="24"/>
+              </w:rPr>
+              <w:t xml:space="preserve"> 4/2/2026</w:t>
+            </w:r>
+          </w:p>
         </w:tc>
         <w:tc>
           <w:tcPr>
@@ -996,6 +1092,23 @@
               </w:rPr>
             </w:pPr>
           </w:p>
+          <w:p>
+            <w:pPr>
+              <w:pStyle w:val="TableParagraph"/>
+              <w:spacing w:before="0"/>
+              <w:rPr>
+                <w:rFonts w:ascii="Times New Roman"/>
+                <w:sz w:val="24"/>
+              </w:rPr>
+            </w:pPr>
+            <w:r>
+              <w:rPr>
+                <w:rFonts w:ascii="Times New Roman"/>
+                <w:sz w:val="24"/>
+              </w:rPr>
+              <w:t xml:space="preserve"> 5/2/2026</w:t>
+            </w:r>
+          </w:p>
         </w:tc>
         <w:tc>
           <w:tcPr>
@@ -1159,6 +1272,23 @@
               </w:rPr>
             </w:pPr>
           </w:p>
+          <w:p>
+            <w:pPr>
+              <w:pStyle w:val="TableParagraph"/>
+              <w:spacing w:before="0"/>
+              <w:rPr>
+                <w:rFonts w:ascii="Times New Roman"/>
+                <w:sz w:val="24"/>
+              </w:rPr>
+            </w:pPr>
+            <w:r>
+              <w:rPr>
+                <w:rFonts w:ascii="Times New Roman"/>
+                <w:sz w:val="24"/>
+              </w:rPr>
+              <w:t xml:space="preserve"> 6/2/2026</w:t>
+            </w:r>
+          </w:p>
         </w:tc>
         <w:tc>
           <w:tcPr>
@@ -1337,6 +1467,23 @@
                 <w:sz w:val="24"/>
               </w:rPr>
             </w:pPr>
+          </w:p>
+          <w:p>
+            <w:pPr>
+              <w:pStyle w:val="TableParagraph"/>
+              <w:spacing w:before="0"/>
+              <w:rPr>
+                <w:rFonts w:ascii="Times New Roman"/>
+                <w:sz w:val="24"/>
+              </w:rPr>
+            </w:pPr>
+            <w:r>
+              <w:rPr>
+                <w:rFonts w:ascii="Times New Roman"/>
+                <w:sz w:val="24"/>
+              </w:rPr>
+              <w:t xml:space="preserve"> 3/3/2026</w:t>
+            </w:r>
           </w:p>
         </w:tc>
         <w:tc>
@@ -1582,6 +1729,23 @@
               </w:rPr>
             </w:pPr>
           </w:p>
+          <w:p>
+            <w:pPr>
+              <w:pStyle w:val="TableParagraph"/>
+              <w:spacing w:before="0"/>
+              <w:rPr>
+                <w:rFonts w:ascii="Times New Roman"/>
+                <w:sz w:val="24"/>
+              </w:rPr>
+            </w:pPr>
+            <w:r>
+              <w:rPr>
+                <w:rFonts w:ascii="Times New Roman"/>
+                <w:sz w:val="24"/>
+              </w:rPr>
+              <w:t xml:space="preserve"> 4/3/2026</w:t>
+            </w:r>
+          </w:p>
         </w:tc>
         <w:tc>
           <w:tcPr>
@@ -1695,6 +1859,23 @@
               </w:rPr>
             </w:pPr>
           </w:p>
+          <w:p>
+            <w:pPr>
+              <w:pStyle w:val="TableParagraph"/>
+              <w:spacing w:before="0"/>
+              <w:rPr>
+                <w:rFonts w:ascii="Times New Roman"/>
+                <w:sz w:val="24"/>
+              </w:rPr>
+            </w:pPr>
+            <w:r>
+              <w:rPr>
+                <w:rFonts w:ascii="Times New Roman"/>
+                <w:sz w:val="24"/>
+              </w:rPr>
+              <w:t xml:space="preserve"> 5/3/2026</w:t>
+            </w:r>
+          </w:p>
         </w:tc>
         <w:tc>
           <w:tcPr>
@@ -1709,6 +1890,13 @@
                 <w:sz w:val="24"/>
               </w:rPr>
             </w:pPr>
+            <w:r>
+              <w:rPr>
+                <w:spacing w:val="-5"/>
+                <w:sz w:val="24"/>
+              </w:rPr>
+              <w:t>28</w:t>
+            </w:r>
           </w:p>
         </w:tc>
         <w:tc>
@@ -1744,6 +1932,13 @@
                 <w:sz w:val="24"/>
               </w:rPr>
             </w:pPr>
+            <w:r>
+              <w:rPr>
+                <w:spacing w:val="-10"/>
+                <w:sz w:val="24"/>
+              </w:rPr>
+              <w:t>10</w:t>
+            </w:r>
           </w:p>
         </w:tc>
         <w:tc>
@@ -1753,11 +1948,40 @@
           <w:p>
             <w:pPr>
               <w:pStyle w:val="TableParagraph"/>
-              <w:spacing w:line="244" w:lineRule="auto"/>
-              <w:ind w:left="98" w:right="96"/>
-              <w:rPr>
-                <w:sz w:val="24"/>
-              </w:rPr>
+            </w:pPr>
+            <w:r>
+              <w:t xml:space="preserve"> </w:t>
+            </w:r>
+            <w:r>
+              <w:t xml:space="preserve">Develop a simple calculator for </w:t>
+            </w:r>
+            <w:proofErr w:type="gramStart"/>
+            <w:r>
+              <w:t>addition</w:t>
+            </w:r>
+            <w:r>
+              <w:t>,</w:t>
+            </w:r>
+            <w:r>
+              <w:t xml:space="preserve">   </w:t>
+            </w:r>
+            <w:proofErr w:type="gramEnd"/>
+            <w:r>
+              <w:t xml:space="preserve"> </w:t>
+            </w:r>
+            <w:r>
+              <w:t xml:space="preserve">subtraction, multiplication and division </w:t>
+            </w:r>
+            <w:r>
+              <w:t xml:space="preserve">     </w:t>
+            </w:r>
+            <w:r>
+              <w:t xml:space="preserve">operation using JavaScript. </w:t>
+            </w:r>
+          </w:p>
+          <w:p>
+            <w:pPr>
+              <w:pStyle w:val="TableParagraph"/>
             </w:pPr>
           </w:p>
         </w:tc>
@@ -1768,12 +1992,21 @@
           <w:p>
             <w:pPr>
               <w:pStyle w:val="TableParagraph"/>
-              <w:spacing w:before="0"/>
+            </w:pPr>
+          </w:p>
+          <w:p>
+            <w:pPr>
+              <w:pStyle w:val="TableParagraph"/>
               <w:rPr>
-                <w:rFonts w:ascii="Times New Roman"/>
-                <w:sz w:val="24"/>
+                <w:rFonts w:ascii="Times New Roman" w:hAnsi="Times New Roman" w:cs="Times New Roman"/>
               </w:rPr>
             </w:pPr>
+            <w:r>
+              <w:rPr>
+                <w:rFonts w:ascii="Times New Roman" w:hAnsi="Times New Roman" w:cs="Times New Roman"/>
+              </w:rPr>
+              <w:t xml:space="preserve"> 23/3/2026</w:t>
+            </w:r>
           </w:p>
         </w:tc>
         <w:tc>
@@ -1789,6 +2022,13 @@
                 <w:sz w:val="24"/>
               </w:rPr>
             </w:pPr>
+            <w:r>
+              <w:rPr>
+                <w:spacing w:val="-5"/>
+                <w:sz w:val="24"/>
+              </w:rPr>
+              <w:t>30</w:t>
+            </w:r>
           </w:p>
         </w:tc>
         <w:tc>
@@ -1824,6 +2064,14 @@
                 <w:sz w:val="24"/>
               </w:rPr>
             </w:pPr>
+            <w:r>
+              <w:rPr>
+                <w:spacing w:val="-10"/>
+                <w:sz w:val="24"/>
+              </w:rPr>
+              <w:lastRenderedPageBreak/>
+              <w:t>11</w:t>
+            </w:r>
           </w:p>
         </w:tc>
         <w:tc>
@@ -1839,12 +2087,45 @@
                 <w:sz w:val="24"/>
               </w:rPr>
             </w:pPr>
+            <w:r>
+              <w:rPr>
+                <w:sz w:val="24"/>
+              </w:rPr>
+              <w:t>Use Regular Expressions for validation in Login Page using JavaScript.</w:t>
+            </w:r>
           </w:p>
         </w:tc>
         <w:tc>
           <w:tcPr>
             <w:tcW w:w="1300" w:type="dxa"/>
           </w:tcPr>
+          <w:p>
+            <w:pPr>
+              <w:pStyle w:val="TableParagraph"/>
+              <w:spacing w:before="0"/>
+              <w:rPr>
+                <w:rFonts w:ascii="Times New Roman"/>
+                <w:sz w:val="24"/>
+              </w:rPr>
+            </w:pPr>
+          </w:p>
+          <w:p>
+            <w:pPr>
+              <w:pStyle w:val="TableParagraph"/>
+              <w:spacing w:before="0"/>
+              <w:rPr>
+                <w:rFonts w:ascii="Times New Roman"/>
+                <w:sz w:val="24"/>
+              </w:rPr>
+            </w:pPr>
+            <w:r>
+              <w:rPr>
+                <w:rFonts w:ascii="Times New Roman"/>
+                <w:sz w:val="24"/>
+              </w:rPr>
+              <w:t xml:space="preserve"> 23/3/2026</w:t>
+            </w:r>
+          </w:p>
           <w:p>
             <w:pPr>
               <w:pStyle w:val="TableParagraph"/>
@@ -1869,6 +2150,13 @@
                 <w:sz w:val="24"/>
               </w:rPr>
             </w:pPr>
+            <w:r>
+              <w:rPr>
+                <w:spacing w:val="-5"/>
+                <w:sz w:val="24"/>
+              </w:rPr>
+              <w:t>32</w:t>
+            </w:r>
           </w:p>
         </w:tc>
         <w:tc>
@@ -1904,6 +2192,13 @@
                 <w:sz w:val="24"/>
               </w:rPr>
             </w:pPr>
+            <w:r>
+              <w:rPr>
+                <w:spacing w:val="-10"/>
+                <w:sz w:val="24"/>
+              </w:rPr>
+              <w:t>12</w:t>
+            </w:r>
           </w:p>
         </w:tc>
         <w:tc>
@@ -1919,6 +2214,12 @@
                 <w:sz w:val="24"/>
               </w:rPr>
             </w:pPr>
+            <w:r>
+              <w:rPr>
+                <w:sz w:val="24"/>
+              </w:rPr>
+              <w:t xml:space="preserve">Write a program to retrieve data from a text file and display it using JavaScript. </w:t>
+            </w:r>
           </w:p>
         </w:tc>
         <w:tc>
@@ -1935,6 +2236,23 @@
               </w:rPr>
             </w:pPr>
           </w:p>
+          <w:p>
+            <w:pPr>
+              <w:pStyle w:val="TableParagraph"/>
+              <w:spacing w:before="0"/>
+              <w:rPr>
+                <w:rFonts w:ascii="Times New Roman"/>
+                <w:sz w:val="24"/>
+              </w:rPr>
+            </w:pPr>
+            <w:r>
+              <w:rPr>
+                <w:rFonts w:ascii="Times New Roman"/>
+                <w:sz w:val="24"/>
+              </w:rPr>
+              <w:t xml:space="preserve"> 24/3/2026</w:t>
+            </w:r>
+          </w:p>
         </w:tc>
         <w:tc>
           <w:tcPr>
@@ -1949,6 +2267,13 @@
                 <w:sz w:val="24"/>
               </w:rPr>
             </w:pPr>
+            <w:r>
+              <w:rPr>
+                <w:spacing w:val="-5"/>
+                <w:sz w:val="24"/>
+              </w:rPr>
+              <w:t>34</w:t>
+            </w:r>
           </w:p>
         </w:tc>
         <w:tc>
@@ -1984,12 +2309,38 @@
                 <w:sz w:val="24"/>
               </w:rPr>
             </w:pPr>
+            <w:r>
+              <w:rPr>
+                <w:spacing w:val="-10"/>
+                <w:sz w:val="24"/>
+              </w:rPr>
+              <w:t>13</w:t>
+            </w:r>
           </w:p>
         </w:tc>
         <w:tc>
           <w:tcPr>
             <w:tcW w:w="4558" w:type="dxa"/>
           </w:tcPr>
+          <w:p>
+            <w:pPr>
+              <w:pStyle w:val="TableParagraph"/>
+            </w:pPr>
+            <w:r>
+              <w:t>Create a web page using Frame with rows and columns where we will have header file, left frame, right frame, and status bar frame. On clicking in the left frame, information should be displayed in the right frame.</w:t>
+            </w:r>
+          </w:p>
+          <w:p>
+            <w:pPr>
+              <w:pStyle w:val="BodyText"/>
+              <w:spacing w:before="205"/>
+              <w:rPr>
+                <w:rFonts w:ascii="Arial"/>
+                <w:b/>
+                <w:sz w:val="24"/>
+              </w:rPr>
+            </w:pPr>
+          </w:p>
           <w:p>
             <w:pPr>
               <w:pStyle w:val="TableParagraph"/>
@@ -2014,6 +2365,40 @@
                 <w:sz w:val="24"/>
               </w:rPr>
             </w:pPr>
+            <w:r>
+              <w:rPr>
+                <w:rFonts w:ascii="Times New Roman"/>
+                <w:sz w:val="24"/>
+              </w:rPr>
+              <w:t xml:space="preserve">  </w:t>
+            </w:r>
+          </w:p>
+          <w:p>
+            <w:pPr>
+              <w:pStyle w:val="TableParagraph"/>
+              <w:spacing w:before="0"/>
+              <w:rPr>
+                <w:rFonts w:ascii="Times New Roman"/>
+                <w:sz w:val="24"/>
+              </w:rPr>
+            </w:pPr>
+          </w:p>
+          <w:p>
+            <w:pPr>
+              <w:pStyle w:val="TableParagraph"/>
+              <w:spacing w:before="0"/>
+              <w:rPr>
+                <w:rFonts w:ascii="Times New Roman"/>
+                <w:sz w:val="24"/>
+              </w:rPr>
+            </w:pPr>
+            <w:r>
+              <w:rPr>
+                <w:rFonts w:ascii="Times New Roman"/>
+                <w:sz w:val="24"/>
+              </w:rPr>
+              <w:t xml:space="preserve"> 24/3/2026</w:t>
+            </w:r>
           </w:p>
         </w:tc>
         <w:tc>
@@ -2029,86 +2414,13 @@
                 <w:sz w:val="24"/>
               </w:rPr>
             </w:pPr>
-          </w:p>
-        </w:tc>
-        <w:tc>
-          <w:tcPr>
-            <w:tcW w:w="1638" w:type="dxa"/>
-          </w:tcPr>
-          <w:p>
-            <w:pPr>
-              <w:pStyle w:val="TableParagraph"/>
-              <w:spacing w:before="0"/>
-              <w:rPr>
-                <w:rFonts w:ascii="Times New Roman"/>
-                <w:sz w:val="24"/>
-              </w:rPr>
-            </w:pPr>
-          </w:p>
-        </w:tc>
-      </w:tr>
-      <w:tr>
-        <w:trPr>
-          <w:trHeight w:val="983"/>
-        </w:trPr>
-        <w:tc>
-          <w:tcPr>
-            <w:tcW w:w="794" w:type="dxa"/>
-          </w:tcPr>
-          <w:p>
-            <w:pPr>
-              <w:pStyle w:val="TableParagraph"/>
-              <w:ind w:left="100"/>
-              <w:rPr>
-                <w:spacing w:val="-10"/>
-                <w:sz w:val="24"/>
-              </w:rPr>
-            </w:pPr>
-          </w:p>
-        </w:tc>
-        <w:tc>
-          <w:tcPr>
-            <w:tcW w:w="4558" w:type="dxa"/>
-          </w:tcPr>
-          <w:p>
-            <w:pPr>
-              <w:pStyle w:val="TableParagraph"/>
-              <w:spacing w:line="244" w:lineRule="auto"/>
-              <w:ind w:left="98" w:right="96"/>
-              <w:rPr>
-                <w:sz w:val="24"/>
-              </w:rPr>
-            </w:pPr>
-          </w:p>
-        </w:tc>
-        <w:tc>
-          <w:tcPr>
-            <w:tcW w:w="1300" w:type="dxa"/>
-          </w:tcPr>
-          <w:p>
-            <w:pPr>
-              <w:pStyle w:val="TableParagraph"/>
-              <w:spacing w:before="0"/>
-              <w:rPr>
-                <w:rFonts w:ascii="Times New Roman"/>
-                <w:sz w:val="24"/>
-              </w:rPr>
-            </w:pPr>
-          </w:p>
-        </w:tc>
-        <w:tc>
-          <w:tcPr>
-            <w:tcW w:w="1121" w:type="dxa"/>
-          </w:tcPr>
-          <w:p>
-            <w:pPr>
-              <w:pStyle w:val="TableParagraph"/>
-              <w:ind w:left="102"/>
+            <w:r>
               <w:rPr>
                 <w:spacing w:val="-5"/>
                 <w:sz w:val="24"/>
               </w:rPr>
-            </w:pPr>
+              <w:t>37</w:t>
+            </w:r>
           </w:p>
         </w:tc>
         <w:tc>
@@ -2136,7 +2448,7 @@
           <w:sz w:val="24"/>
         </w:rPr>
         <w:sectPr>
-          <w:footerReference w:type="default" r:id="rId6"/>
+          <w:footerReference w:type="default" r:id="rId7"/>
           <w:type w:val="continuous"/>
           <w:pgSz w:w="12240" w:h="15840"/>
           <w:pgMar w:top="300" w:right="1080" w:bottom="980" w:left="1080" w:header="0" w:footer="799" w:gutter="0"/>
@@ -2149,9 +2461,13 @@
       <w:pPr>
         <w:pStyle w:val="Heading1"/>
         <w:spacing w:before="60"/>
+        <w:jc w:val="left"/>
       </w:pPr>
       <w:r>
         <w:lastRenderedPageBreak/>
+        <w:t xml:space="preserve">                                                                          </w:t>
+      </w:r>
+      <w:r>
         <w:t>Program</w:t>
       </w:r>
       <w:r>
@@ -2262,6 +2578,15 @@
         </w:rPr>
         <w:t>tag</w:t>
       </w:r>
+      <w:r>
+        <w:rPr>
+          <w:rFonts w:ascii="Arial"/>
+          <w:b/>
+          <w:spacing w:val="-5"/>
+          <w:sz w:val="24"/>
+        </w:rPr>
+        <w:t>.</w:t>
+      </w:r>
     </w:p>
     <w:p>
       <w:pPr>
@@ -2298,6 +2623,7 @@
         <w:spacing w:before="166"/>
         <w:ind w:left="360"/>
         <w:rPr>
+          <w:spacing w:val="-4"/>
           <w:sz w:val="24"/>
         </w:rPr>
       </w:pPr>
@@ -2399,28 +2725,27 @@
         </w:rPr>
         <w:t>table</w:t>
       </w:r>
-    </w:p>
-    <w:p>
-      <w:pPr>
-        <w:pStyle w:val="BodyText"/>
-        <w:spacing w:before="0"/>
-        <w:rPr>
+      <w:r>
+        <w:rPr>
+          <w:spacing w:val="-4"/>
           <w:sz w:val="24"/>
         </w:rPr>
-      </w:pPr>
-    </w:p>
-    <w:p>
-      <w:pPr>
-        <w:pStyle w:val="BodyText"/>
-        <w:spacing w:before="7"/>
-        <w:rPr>
-          <w:sz w:val="24"/>
-        </w:rPr>
-      </w:pPr>
-    </w:p>
-    <w:p>
-      <w:pPr>
-        <w:spacing w:before="1"/>
+        <w:t>.</w:t>
+      </w:r>
+    </w:p>
+    <w:p>
+      <w:pPr>
+        <w:ind w:left="360"/>
+        <w:rPr>
+          <w:rFonts w:ascii="Arial"/>
+          <w:b/>
+          <w:spacing w:val="-2"/>
+          <w:sz w:val="28"/>
+        </w:rPr>
+      </w:pPr>
+    </w:p>
+    <w:p>
+      <w:pPr>
         <w:ind w:left="360"/>
         <w:rPr>
           <w:rFonts w:ascii="Arial"/>
@@ -2440,13 +2765,18 @@
     </w:p>
     <w:p>
       <w:pPr>
-        <w:pStyle w:val="BodyText"/>
         <w:spacing w:before="1"/>
+        <w:ind w:left="360"/>
         <w:rPr>
           <w:rFonts w:ascii="Arial"/>
           <w:b/>
-          <w:sz w:val="12"/>
-        </w:rPr>
+          <w:sz w:val="28"/>
+        </w:rPr>
+        <w:sectPr>
+          <w:pgSz w:w="12240" w:h="15840"/>
+          <w:pgMar w:top="1240" w:right="1080" w:bottom="980" w:left="1080" w:header="0" w:footer="799" w:gutter="0"/>
+          <w:cols w:space="720"/>
+        </w:sectPr>
       </w:pPr>
       <w:r>
         <w:rPr>
@@ -3465,7 +3795,7 @@
                 <v:stroke joinstyle="miter"/>
                 <v:path gradientshapeok="t" o:connecttype="rect"/>
               </v:shapetype>
-              <v:shape id="Textbox 4" o:spid="_x0000_s1026" type="#_x0000_t202" style="position:absolute;margin-left:1in;margin-top:8.4pt;width:467.6pt;height:486.2pt;z-index:-15728640;visibility:visible;mso-wrap-style:square;mso-wrap-distance-left:0;mso-wrap-distance-top:0;mso-wrap-distance-right:0;mso-wrap-distance-bottom:0;mso-position-horizontal:absolute;mso-position-horizontal-relative:page;mso-position-vertical:absolute;mso-position-vertical-relative:text;v-text-anchor:top" o:gfxdata="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" filled="f" strokeweight=".48pt">
+              <v:shape id="Textbox 4" o:spid="_x0000_s1026" type="#_x0000_t202" style="position:absolute;left:0;text-align:left;margin-left:1in;margin-top:8.4pt;width:467.6pt;height:486.2pt;z-index:-15728640;visibility:visible;mso-wrap-style:square;mso-wrap-distance-left:0;mso-wrap-distance-top:0;mso-wrap-distance-right:0;mso-wrap-distance-bottom:0;mso-position-horizontal:absolute;mso-position-horizontal-relative:page;mso-position-vertical:absolute;mso-position-vertical-relative:text;v-text-anchor:top" o:gfxdata="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" filled="f" strokeweight=".48pt">
                 <v:path arrowok="t"/>
                 <v:textbox inset="0,0,0,0">
                   <w:txbxContent>
@@ -4429,21 +4759,6 @@
           </mc:Fallback>
         </mc:AlternateContent>
       </w:r>
-    </w:p>
-    <w:p>
-      <w:pPr>
-        <w:pStyle w:val="BodyText"/>
-        <w:rPr>
-          <w:rFonts w:ascii="Arial"/>
-          <w:b/>
-          <w:sz w:val="12"/>
-        </w:rPr>
-        <w:sectPr>
-          <w:pgSz w:w="12240" w:h="15840"/>
-          <w:pgMar w:top="1240" w:right="1080" w:bottom="980" w:left="1080" w:header="0" w:footer="799" w:gutter="0"/>
-          <w:cols w:space="720"/>
-        </w:sectPr>
-      </w:pPr>
     </w:p>
     <w:p>
       <w:pPr>
@@ -6344,6 +6659,11 @@
           <w:b/>
           <w:sz w:val="28"/>
         </w:rPr>
+        <w:sectPr>
+          <w:pgSz w:w="12240" w:h="15840"/>
+          <w:pgMar w:top="360" w:right="1080" w:bottom="980" w:left="1080" w:header="0" w:footer="799" w:gutter="0"/>
+          <w:cols w:space="720"/>
+        </w:sectPr>
       </w:pPr>
       <w:r>
         <w:rPr>
@@ -6354,17 +6674,6 @@
         </w:rPr>
         <w:t>Output</w:t>
       </w:r>
-    </w:p>
-    <w:p>
-      <w:pPr>
-        <w:pStyle w:val="BodyText"/>
-        <w:spacing w:before="193"/>
-        <w:rPr>
-          <w:rFonts w:ascii="Arial"/>
-          <w:b/>
-          <w:sz w:val="20"/>
-        </w:rPr>
-      </w:pPr>
       <w:r>
         <w:rPr>
           <w:rFonts w:ascii="Arial"/>
@@ -6373,16 +6682,16 @@
           <w:sz w:val="20"/>
         </w:rPr>
         <w:drawing>
-          <wp:anchor distT="0" distB="0" distL="0" distR="0" simplePos="0" relativeHeight="487588864" behindDoc="1" locked="0" layoutInCell="1" allowOverlap="1" wp14:anchorId="65561600" wp14:editId="3296F463">
+          <wp:anchor distT="0" distB="0" distL="0" distR="0" simplePos="0" relativeHeight="487588864" behindDoc="1" locked="0" layoutInCell="1" allowOverlap="1" wp14:anchorId="65561600" wp14:editId="20B47FF9">
             <wp:simplePos x="0" y="0"/>
             <wp:positionH relativeFrom="page">
-              <wp:posOffset>972102</wp:posOffset>
+              <wp:posOffset>1805940</wp:posOffset>
             </wp:positionH>
             <wp:positionV relativeFrom="paragraph">
-              <wp:posOffset>283943</wp:posOffset>
+              <wp:posOffset>330200</wp:posOffset>
             </wp:positionV>
-            <wp:extent cx="2536108" cy="1293018"/>
-            <wp:effectExtent l="0" t="0" r="0" b="0"/>
+            <wp:extent cx="3489960" cy="1729740"/>
+            <wp:effectExtent l="0" t="0" r="0" b="3810"/>
             <wp:wrapTopAndBottom/>
             <wp:docPr id="6" name="Image 6"/>
             <wp:cNvGraphicFramePr>
@@ -6396,7 +6705,7 @@
                     <pic:cNvPicPr/>
                   </pic:nvPicPr>
                   <pic:blipFill>
-                    <a:blip r:embed="rId7" cstate="print"/>
+                    <a:blip r:embed="rId8" cstate="print"/>
                     <a:stretch>
                       <a:fillRect/>
                     </a:stretch>
@@ -6404,7 +6713,7 @@
                   <pic:spPr>
                     <a:xfrm>
                       <a:off x="0" y="0"/>
-                      <a:ext cx="2536108" cy="1293018"/>
+                      <a:ext cx="3489960" cy="1729740"/>
                     </a:xfrm>
                     <a:prstGeom prst="rect">
                       <a:avLst/>
@@ -6413,43 +6722,24 @@
                 </pic:pic>
               </a:graphicData>
             </a:graphic>
+            <wp14:sizeRelH relativeFrom="margin">
+              <wp14:pctWidth>0</wp14:pctWidth>
+            </wp14:sizeRelH>
+            <wp14:sizeRelV relativeFrom="margin">
+              <wp14:pctHeight>0</wp14:pctHeight>
+            </wp14:sizeRelV>
           </wp:anchor>
         </w:drawing>
       </w:r>
     </w:p>
     <w:p>
       <w:pPr>
-        <w:pStyle w:val="BodyText"/>
-        <w:rPr>
-          <w:rFonts w:ascii="Arial"/>
-          <w:b/>
-          <w:sz w:val="20"/>
-        </w:rPr>
-        <w:sectPr>
-          <w:pgSz w:w="12240" w:h="15840"/>
-          <w:pgMar w:top="360" w:right="1080" w:bottom="980" w:left="1080" w:header="0" w:footer="799" w:gutter="0"/>
-          <w:cols w:space="720"/>
-        </w:sectPr>
-      </w:pPr>
-    </w:p>
-    <w:p>
-      <w:pPr>
-        <w:pStyle w:val="BodyText"/>
-        <w:spacing w:before="427"/>
-        <w:rPr>
-          <w:rFonts w:ascii="Arial"/>
-          <w:b/>
-          <w:sz w:val="38"/>
-        </w:rPr>
-      </w:pPr>
-    </w:p>
-    <w:p>
-      <w:pPr>
         <w:pStyle w:val="Heading1"/>
         <w:spacing w:before="1"/>
       </w:pPr>
       <w:r>
-        <w:t>Program</w:t>
+        <w:lastRenderedPageBreak/>
+        <w:t xml:space="preserve">                                                                        Program</w:t>
       </w:r>
       <w:r>
         <w:rPr>
@@ -7089,16 +7379,16 @@
         <mc:AlternateContent>
           <mc:Choice Requires="wps">
             <w:drawing>
-              <wp:anchor distT="0" distB="0" distL="0" distR="0" simplePos="0" relativeHeight="487589376" behindDoc="1" locked="0" layoutInCell="1" allowOverlap="1" wp14:anchorId="642A5381" wp14:editId="46D25806">
+              <wp:anchor distT="0" distB="0" distL="0" distR="0" simplePos="0" relativeHeight="487589376" behindDoc="1" locked="0" layoutInCell="1" allowOverlap="1" wp14:anchorId="642A5381" wp14:editId="5556924F">
                 <wp:simplePos x="0" y="0"/>
-                <wp:positionH relativeFrom="page">
-                  <wp:posOffset>914704</wp:posOffset>
+                <wp:positionH relativeFrom="margin">
+                  <wp:posOffset>220980</wp:posOffset>
                 </wp:positionH>
                 <wp:positionV relativeFrom="paragraph">
-                  <wp:posOffset>269227</wp:posOffset>
+                  <wp:posOffset>253365</wp:posOffset>
                 </wp:positionV>
-                <wp:extent cx="5938520" cy="4510405"/>
-                <wp:effectExtent l="0" t="0" r="0" b="0"/>
+                <wp:extent cx="5974080" cy="5151120"/>
+                <wp:effectExtent l="0" t="0" r="26670" b="11430"/>
                 <wp:wrapTopAndBottom/>
                 <wp:docPr id="7" name="Textbox 7"/>
                 <wp:cNvGraphicFramePr>
@@ -7113,7 +7403,7 @@
                       <wps:spPr>
                         <a:xfrm>
                           <a:off x="0" y="0"/>
-                          <a:ext cx="5938520" cy="4510405"/>
+                          <a:ext cx="5974080" cy="5151120"/>
                         </a:xfrm>
                         <a:prstGeom prst="rect">
                           <a:avLst/>
@@ -7667,6 +7957,9 @@
                               <w:pStyle w:val="BodyText"/>
                               <w:spacing w:before="0" w:line="244" w:lineRule="exact"/>
                               <w:ind w:left="235"/>
+                              <w:rPr>
+                                <w:spacing w:val="-2"/>
+                              </w:rPr>
                             </w:pPr>
                             <w:r>
                               <w:t>&lt;li&gt;</w:t>
@@ -7760,6 +8053,145 @@
                                 <w:spacing w:val="-2"/>
                               </w:rPr>
                               <w:t>Honours</w:t>
+                            </w:r>
+                          </w:p>
+                          <w:p>
+                            <w:pPr>
+                              <w:pStyle w:val="BodyText"/>
+                              <w:spacing w:before="0" w:line="244" w:lineRule="exact"/>
+                              <w:ind w:left="235"/>
+                            </w:pPr>
+                            <w:r>
+                              <w:t>(Financial</w:t>
+                            </w:r>
+                            <w:r>
+                              <w:rPr>
+                                <w:spacing w:val="-10"/>
+                              </w:rPr>
+                              <w:t xml:space="preserve"> </w:t>
+                            </w:r>
+                            <w:r>
+                              <w:t>Markets</w:t>
+                            </w:r>
+                            <w:r>
+                              <w:rPr>
+                                <w:spacing w:val="-10"/>
+                              </w:rPr>
+                              <w:t xml:space="preserve"> </w:t>
+                            </w:r>
+                            <w:r>
+                              <w:t>&amp;</w:t>
+                            </w:r>
+                            <w:r>
+                              <w:rPr>
+                                <w:spacing w:val="-9"/>
+                              </w:rPr>
+                              <w:t xml:space="preserve"> </w:t>
+                            </w:r>
+                            <w:r>
+                              <w:t>Logistics)</w:t>
+                            </w:r>
+                          </w:p>
+                          <w:p>
+                            <w:pPr>
+                              <w:pStyle w:val="BodyText"/>
+                              <w:spacing w:before="0" w:line="244" w:lineRule="exact"/>
+                              <w:ind w:left="235"/>
+                            </w:pPr>
+                            <w:r>
+                              <w:t>&lt;li&gt;</w:t>
+                            </w:r>
+                            <w:r>
+                              <w:rPr>
+                                <w:spacing w:val="-6"/>
+                              </w:rPr>
+                              <w:t xml:space="preserve"> </w:t>
+                            </w:r>
+                            <w:r>
+                              <w:t>B.A.</w:t>
+                            </w:r>
+                            <w:r>
+                              <w:rPr>
+                                <w:spacing w:val="-7"/>
+                              </w:rPr>
+                              <w:t xml:space="preserve"> </w:t>
+                            </w:r>
+                            <w:r>
+                              <w:t>(Aided</w:t>
+                            </w:r>
+                            <w:r>
+                              <w:rPr>
+                                <w:spacing w:val="-7"/>
+                              </w:rPr>
+                              <w:t xml:space="preserve"> </w:t>
+                            </w:r>
+                            <w:r>
+                              <w:t>&amp;</w:t>
+                            </w:r>
+                            <w:r>
+                              <w:rPr>
+                                <w:spacing w:val="-8"/>
+                              </w:rPr>
+                              <w:t xml:space="preserve"> </w:t>
+                            </w:r>
+                            <w:r>
+                              <w:t>Self-Financing):</w:t>
+                            </w:r>
+                            <w:r>
+                              <w:rPr>
+                                <w:spacing w:val="-6"/>
+                              </w:rPr>
+                              <w:t xml:space="preserve"> </w:t>
+                            </w:r>
+                            <w:r>
+                              <w:t>English</w:t>
+                            </w:r>
+                            <w:r>
+                              <w:rPr>
+                                <w:spacing w:val="-7"/>
+                              </w:rPr>
+                              <w:t xml:space="preserve"> </w:t>
+                            </w:r>
+                            <w:r>
+                              <w:t>with</w:t>
+                            </w:r>
+                            <w:r>
+                              <w:rPr>
+                                <w:spacing w:val="-7"/>
+                              </w:rPr>
+                              <w:t xml:space="preserve"> </w:t>
+                            </w:r>
+                            <w:r>
+                              <w:t>Teaching,</w:t>
+                            </w:r>
+                            <w:r>
+                              <w:rPr>
+                                <w:spacing w:val="-7"/>
+                              </w:rPr>
+                              <w:t xml:space="preserve"> </w:t>
+                            </w:r>
+                            <w:r>
+                              <w:t>Political</w:t>
+                            </w:r>
+                            <w:r>
+                              <w:rPr>
+                                <w:spacing w:val="-8"/>
+                              </w:rPr>
+                              <w:t xml:space="preserve"> </w:t>
+                            </w:r>
+                            <w:proofErr w:type="gramStart"/>
+                            <w:r>
+                              <w:rPr>
+                                <w:spacing w:val="-2"/>
+                              </w:rPr>
+                              <w:t>Science.&lt;</w:t>
+                            </w:r>
+                            <w:proofErr w:type="gramEnd"/>
+                            <w:r>
+                              <w:rPr>
+                                <w:spacing w:val="-2"/>
+                              </w:rPr>
+                              <w:t>/li&gt;</w:t>
                             </w:r>
                           </w:p>
                         </w:txbxContent>
@@ -7770,12 +8202,18 @@
                     </wps:wsp>
                   </a:graphicData>
                 </a:graphic>
+                <wp14:sizeRelH relativeFrom="margin">
+                  <wp14:pctWidth>0</wp14:pctWidth>
+                </wp14:sizeRelH>
+                <wp14:sizeRelV relativeFrom="margin">
+                  <wp14:pctHeight>0</wp14:pctHeight>
+                </wp14:sizeRelV>
               </wp:anchor>
             </w:drawing>
           </mc:Choice>
           <mc:Fallback>
             <w:pict>
-              <v:shape w14:anchorId="642A5381" id="Textbox 7" o:spid="_x0000_s1028" type="#_x0000_t202" style="position:absolute;margin-left:1in;margin-top:21.2pt;width:467.6pt;height:355.15pt;z-index:-15727104;visibility:visible;mso-wrap-style:square;mso-wrap-distance-left:0;mso-wrap-distance-top:0;mso-wrap-distance-right:0;mso-wrap-distance-bottom:0;mso-position-horizontal:absolute;mso-position-horizontal-relative:page;mso-position-vertical:absolute;mso-position-vertical-relative:text;v-text-anchor:top" o:gfxdata="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" filled="f" strokeweight=".48pt">
+              <v:shape w14:anchorId="642A5381" id="Textbox 7" o:spid="_x0000_s1028" type="#_x0000_t202" style="position:absolute;margin-left:17.4pt;margin-top:19.95pt;width:470.4pt;height:405.6pt;z-index:-15727104;visibility:visible;mso-wrap-style:square;mso-width-percent:0;mso-height-percent:0;mso-wrap-distance-left:0;mso-wrap-distance-top:0;mso-wrap-distance-right:0;mso-wrap-distance-bottom:0;mso-position-horizontal:absolute;mso-position-horizontal-relative:margin;mso-position-vertical:absolute;mso-position-vertical-relative:text;mso-width-percent:0;mso-height-percent:0;mso-width-relative:margin;mso-height-relative:margin;v-text-anchor:top" o:gfxdata="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" filled="f" strokeweight=".48pt">
                 <v:path arrowok="t"/>
                 <v:textbox inset="0,0,0,0">
                   <w:txbxContent>
@@ -8319,6 +8757,9 @@
                         <w:pStyle w:val="BodyText"/>
                         <w:spacing w:before="0" w:line="244" w:lineRule="exact"/>
                         <w:ind w:left="235"/>
+                        <w:rPr>
+                          <w:spacing w:val="-2"/>
+                        </w:rPr>
                       </w:pPr>
                       <w:r>
                         <w:t>&lt;li&gt;</w:t>
@@ -8412,11 +8853,150 @@
                           <w:spacing w:val="-2"/>
                         </w:rPr>
                         <w:t>Honours</w:t>
+                      </w:r>
+                    </w:p>
+                    <w:p>
+                      <w:pPr>
+                        <w:pStyle w:val="BodyText"/>
+                        <w:spacing w:before="0" w:line="244" w:lineRule="exact"/>
+                        <w:ind w:left="235"/>
+                      </w:pPr>
+                      <w:r>
+                        <w:t>(Financial</w:t>
+                      </w:r>
+                      <w:r>
+                        <w:rPr>
+                          <w:spacing w:val="-10"/>
+                        </w:rPr>
+                        <w:t xml:space="preserve"> </w:t>
+                      </w:r>
+                      <w:r>
+                        <w:t>Markets</w:t>
+                      </w:r>
+                      <w:r>
+                        <w:rPr>
+                          <w:spacing w:val="-10"/>
+                        </w:rPr>
+                        <w:t xml:space="preserve"> </w:t>
+                      </w:r>
+                      <w:r>
+                        <w:t>&amp;</w:t>
+                      </w:r>
+                      <w:r>
+                        <w:rPr>
+                          <w:spacing w:val="-9"/>
+                        </w:rPr>
+                        <w:t xml:space="preserve"> </w:t>
+                      </w:r>
+                      <w:r>
+                        <w:t>Logistics)</w:t>
+                      </w:r>
+                    </w:p>
+                    <w:p>
+                      <w:pPr>
+                        <w:pStyle w:val="BodyText"/>
+                        <w:spacing w:before="0" w:line="244" w:lineRule="exact"/>
+                        <w:ind w:left="235"/>
+                      </w:pPr>
+                      <w:r>
+                        <w:t>&lt;li&gt;</w:t>
+                      </w:r>
+                      <w:r>
+                        <w:rPr>
+                          <w:spacing w:val="-6"/>
+                        </w:rPr>
+                        <w:t xml:space="preserve"> </w:t>
+                      </w:r>
+                      <w:r>
+                        <w:t>B.A.</w:t>
+                      </w:r>
+                      <w:r>
+                        <w:rPr>
+                          <w:spacing w:val="-7"/>
+                        </w:rPr>
+                        <w:t xml:space="preserve"> </w:t>
+                      </w:r>
+                      <w:r>
+                        <w:t>(Aided</w:t>
+                      </w:r>
+                      <w:r>
+                        <w:rPr>
+                          <w:spacing w:val="-7"/>
+                        </w:rPr>
+                        <w:t xml:space="preserve"> </w:t>
+                      </w:r>
+                      <w:r>
+                        <w:t>&amp;</w:t>
+                      </w:r>
+                      <w:r>
+                        <w:rPr>
+                          <w:spacing w:val="-8"/>
+                        </w:rPr>
+                        <w:t xml:space="preserve"> </w:t>
+                      </w:r>
+                      <w:r>
+                        <w:t>Self-Financing):</w:t>
+                      </w:r>
+                      <w:r>
+                        <w:rPr>
+                          <w:spacing w:val="-6"/>
+                        </w:rPr>
+                        <w:t xml:space="preserve"> </w:t>
+                      </w:r>
+                      <w:r>
+                        <w:t>English</w:t>
+                      </w:r>
+                      <w:r>
+                        <w:rPr>
+                          <w:spacing w:val="-7"/>
+                        </w:rPr>
+                        <w:t xml:space="preserve"> </w:t>
+                      </w:r>
+                      <w:r>
+                        <w:t>with</w:t>
+                      </w:r>
+                      <w:r>
+                        <w:rPr>
+                          <w:spacing w:val="-7"/>
+                        </w:rPr>
+                        <w:t xml:space="preserve"> </w:t>
+                      </w:r>
+                      <w:r>
+                        <w:t>Teaching,</w:t>
+                      </w:r>
+                      <w:r>
+                        <w:rPr>
+                          <w:spacing w:val="-7"/>
+                        </w:rPr>
+                        <w:t xml:space="preserve"> </w:t>
+                      </w:r>
+                      <w:r>
+                        <w:t>Political</w:t>
+                      </w:r>
+                      <w:r>
+                        <w:rPr>
+                          <w:spacing w:val="-8"/>
+                        </w:rPr>
+                        <w:t xml:space="preserve"> </w:t>
+                      </w:r>
+                      <w:proofErr w:type="gramStart"/>
+                      <w:r>
+                        <w:rPr>
+                          <w:spacing w:val="-2"/>
+                        </w:rPr>
+                        <w:t>Science.&lt;</w:t>
+                      </w:r>
+                      <w:proofErr w:type="gramEnd"/>
+                      <w:r>
+                        <w:rPr>
+                          <w:spacing w:val="-2"/>
+                        </w:rPr>
+                        <w:t>/li&gt;</w:t>
                       </w:r>
                     </w:p>
                   </w:txbxContent>
                 </v:textbox>
-                <w10:wrap type="topAndBottom" anchorx="page"/>
+                <w10:wrap type="topAndBottom" anchorx="margin"/>
               </v:shape>
             </w:pict>
           </mc:Fallback>
@@ -8444,24 +9024,30 @@
         <w:spacing w:before="86"/>
         <w:ind w:left="415"/>
       </w:pPr>
+    </w:p>
+    <w:p>
+      <w:pPr>
+        <w:pStyle w:val="BodyText"/>
+        <w:spacing w:before="86"/>
+        <w:ind w:left="415"/>
+      </w:pPr>
       <w:r>
         <w:rPr>
           <w:noProof/>
         </w:rPr>
-        <w:lastRenderedPageBreak/>
         <mc:AlternateContent>
           <mc:Choice Requires="wps">
             <w:drawing>
-              <wp:anchor distT="0" distB="0" distL="0" distR="0" simplePos="0" relativeHeight="487047680" behindDoc="1" locked="0" layoutInCell="1" allowOverlap="1" wp14:anchorId="0E87C80F" wp14:editId="0A128DD1">
+              <wp:anchor distT="0" distB="0" distL="0" distR="0" simplePos="0" relativeHeight="487047680" behindDoc="1" locked="0" layoutInCell="1" allowOverlap="1" wp14:anchorId="0E87C80F" wp14:editId="570C1000">
                 <wp:simplePos x="0" y="0"/>
                 <wp:positionH relativeFrom="page">
-                  <wp:posOffset>911656</wp:posOffset>
+                  <wp:posOffset>914400</wp:posOffset>
                 </wp:positionH>
                 <wp:positionV relativeFrom="page">
-                  <wp:posOffset>228599</wp:posOffset>
+                  <wp:posOffset>228601</wp:posOffset>
                 </wp:positionV>
-                <wp:extent cx="5944870" cy="8767445"/>
-                <wp:effectExtent l="0" t="0" r="0" b="0"/>
+                <wp:extent cx="5958840" cy="8587740"/>
+                <wp:effectExtent l="0" t="0" r="3810" b="3810"/>
                 <wp:wrapNone/>
                 <wp:docPr id="8" name="Graphic 8"/>
                 <wp:cNvGraphicFramePr>
@@ -8476,7 +9062,7 @@
                       <wps:spPr>
                         <a:xfrm>
                           <a:off x="0" y="0"/>
-                          <a:ext cx="5944870" cy="8767445"/>
+                          <a:ext cx="5958840" cy="8587740"/>
                         </a:xfrm>
                         <a:custGeom>
                           <a:avLst/>
@@ -8608,12 +9194,18 @@
                     </wps:wsp>
                   </a:graphicData>
                 </a:graphic>
+                <wp14:sizeRelH relativeFrom="margin">
+                  <wp14:pctWidth>0</wp14:pctWidth>
+                </wp14:sizeRelH>
+                <wp14:sizeRelV relativeFrom="margin">
+                  <wp14:pctHeight>0</wp14:pctHeight>
+                </wp14:sizeRelV>
               </wp:anchor>
             </w:drawing>
           </mc:Choice>
           <mc:Fallback>
             <w:pict>
-              <v:shape w14:anchorId="0F9490C0" id="Graphic 8" o:spid="_x0000_s1026" style="position:absolute;margin-left:71.8pt;margin-top:18pt;width:468.1pt;height:690.35pt;z-index:-16268800;visibility:visible;mso-wrap-style:square;mso-wrap-distance-left:0;mso-wrap-distance-top:0;mso-wrap-distance-right:0;mso-wrap-distance-bottom:0;mso-position-horizontal:absolute;mso-position-horizontal-relative:page;mso-position-vertical:absolute;mso-position-vertical-relative:page;v-text-anchor:top" coordsize="5944870,8767445" o:gfxdata="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" path="m5938393,8761184r-5932297,l,8761184r,6083l6096,8767267r5932297,l5938393,8761184xem5938393,l6096,,,,,6096,,41097,,8761171r6096,l6096,41148r,-35052l5938393,6096r,-6096xem5944565,8761184r-6096,l5938469,8767267r6096,l5944565,8761184xem5944565,r-6096,l5938469,6096r,35001l5938469,8761171r6096,l5944565,41148r,-35052l5944565,xe" fillcolor="black" stroked="f">
+              <v:shape w14:anchorId="47F802C8" id="Graphic 8" o:spid="_x0000_s1026" style="position:absolute;margin-left:1in;margin-top:18pt;width:469.2pt;height:676.2pt;z-index:-16268800;visibility:visible;mso-wrap-style:square;mso-width-percent:0;mso-height-percent:0;mso-wrap-distance-left:0;mso-wrap-distance-top:0;mso-wrap-distance-right:0;mso-wrap-distance-bottom:0;mso-position-horizontal:absolute;mso-position-horizontal-relative:page;mso-position-vertical:absolute;mso-position-vertical-relative:page;mso-width-percent:0;mso-height-percent:0;mso-width-relative:margin;mso-height-relative:margin;v-text-anchor:top" coordsize="5944870,8767445" o:gfxdata="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" path="m5938393,8761184r-5932297,l,8761184r,6083l6096,8767267r5932297,l5938393,8761184xem5938393,l6096,,,,,6096,,41097,,8761171r6096,l6096,41148r,-35052l5938393,6096r,-6096xem5944565,8761184r-6096,l5938469,8767267r6096,l5944565,8761184xem5944565,r-6096,l5938469,6096r,35001l5938469,8761171r6096,l5944565,41148r,-35052l5944565,xe" fillcolor="black" stroked="f">
                 <v:path arrowok="t"/>
                 <w10:wrap anchorx="page" anchory="page"/>
               </v:shape>
@@ -8622,149 +9214,8 @@
         </mc:AlternateContent>
       </w:r>
       <w:r>
-        <w:t>(Financial</w:t>
-      </w:r>
-      <w:r>
-        <w:rPr>
-          <w:spacing w:val="-10"/>
-        </w:rPr>
-        <w:t xml:space="preserve"> </w:t>
-      </w:r>
-      <w:r>
-        <w:t>Markets</w:t>
-      </w:r>
-      <w:r>
-        <w:rPr>
-          <w:spacing w:val="-10"/>
-        </w:rPr>
-        <w:t xml:space="preserve"> </w:t>
-      </w:r>
-      <w:r>
-        <w:t>&amp;</w:t>
-      </w:r>
-      <w:r>
-        <w:rPr>
-          <w:spacing w:val="-9"/>
-        </w:rPr>
-        <w:t xml:space="preserve"> </w:t>
-      </w:r>
-      <w:r>
-        <w:t>Logistics/Co-</w:t>
-      </w:r>
-      <w:r>
-        <w:rPr>
-          <w:spacing w:val="-10"/>
-        </w:rPr>
-        <w:t>&gt;</w:t>
-      </w:r>
-    </w:p>
-    <w:p>
-      <w:pPr>
-        <w:pStyle w:val="BodyText"/>
-        <w:ind w:left="600"/>
-      </w:pPr>
-      <w:r>
-        <w:t>&lt;li&gt;</w:t>
-      </w:r>
-      <w:r>
-        <w:rPr>
-          <w:spacing w:val="-6"/>
-        </w:rPr>
-        <w:t xml:space="preserve"> </w:t>
-      </w:r>
-      <w:r>
-        <w:t>B.A.</w:t>
-      </w:r>
-      <w:r>
-        <w:rPr>
-          <w:spacing w:val="-7"/>
-        </w:rPr>
-        <w:t xml:space="preserve"> </w:t>
-      </w:r>
-      <w:r>
-        <w:t>(Aided</w:t>
-      </w:r>
-      <w:r>
-        <w:rPr>
-          <w:spacing w:val="-7"/>
-        </w:rPr>
-        <w:t xml:space="preserve"> </w:t>
-      </w:r>
-      <w:r>
-        <w:t>&amp;</w:t>
-      </w:r>
-      <w:r>
-        <w:rPr>
-          <w:spacing w:val="-8"/>
-        </w:rPr>
-        <w:t xml:space="preserve"> </w:t>
-      </w:r>
-      <w:r>
-        <w:t>Self-Financing):</w:t>
-      </w:r>
-      <w:r>
-        <w:rPr>
-          <w:spacing w:val="-6"/>
-        </w:rPr>
-        <w:t xml:space="preserve"> </w:t>
-      </w:r>
-      <w:r>
-        <w:t>English</w:t>
-      </w:r>
-      <w:r>
-        <w:rPr>
-          <w:spacing w:val="-7"/>
-        </w:rPr>
-        <w:t xml:space="preserve"> </w:t>
-      </w:r>
-      <w:r>
-        <w:t>with</w:t>
-      </w:r>
-      <w:r>
-        <w:rPr>
-          <w:spacing w:val="-7"/>
-        </w:rPr>
-        <w:t xml:space="preserve"> </w:t>
-      </w:r>
-      <w:r>
-        <w:t>Teaching,</w:t>
-      </w:r>
-      <w:r>
-        <w:rPr>
-          <w:spacing w:val="-7"/>
-        </w:rPr>
-        <w:t xml:space="preserve"> </w:t>
-      </w:r>
-      <w:r>
-        <w:t>Political</w:t>
-      </w:r>
-      <w:r>
-        <w:rPr>
-          <w:spacing w:val="-8"/>
-        </w:rPr>
-        <w:t xml:space="preserve"> </w:t>
-      </w:r>
-      <w:proofErr w:type="gramStart"/>
-      <w:r>
-        <w:rPr>
-          <w:spacing w:val="-2"/>
-        </w:rPr>
-        <w:t>Science.&lt;</w:t>
-      </w:r>
-      <w:proofErr w:type="gramEnd"/>
-      <w:r>
-        <w:rPr>
-          <w:spacing w:val="-2"/>
-        </w:rPr>
-        <w:t>/li&gt;</w:t>
-      </w:r>
-    </w:p>
-    <w:p>
-      <w:pPr>
-        <w:pStyle w:val="BodyText"/>
-        <w:spacing w:before="44"/>
-        <w:ind w:left="660"/>
-      </w:pPr>
+        <w:t xml:space="preserve"> </w:t>
+      </w:r>
       <w:r>
         <w:t>&lt;li&gt;Vocational</w:t>
       </w:r>
@@ -11678,12 +12129,6 @@
                               <w:spacing w:before="42"/>
                               <w:ind w:left="50"/>
                             </w:pPr>
-                            <w:r>
-                              <w:rPr>
-                                <w:spacing w:val="-10"/>
-                              </w:rPr>
-                              <w:t>&gt;</w:t>
-                            </w:r>
                           </w:p>
                         </w:txbxContent>
                       </wps:txbx>
@@ -13196,12 +13641,6 @@
                         <w:spacing w:before="42"/>
                         <w:ind w:left="50"/>
                       </w:pPr>
-                      <w:r>
-                        <w:rPr>
-                          <w:spacing w:val="-10"/>
-                        </w:rPr>
-                        <w:t>&gt;</w:t>
-                      </w:r>
                     </w:p>
                   </w:txbxContent>
                 </v:textbox>
@@ -13228,7 +13667,6 @@
     <w:p>
       <w:pPr>
         <w:spacing w:before="79"/>
-        <w:ind w:left="360"/>
         <w:rPr>
           <w:rFonts w:ascii="Arial"/>
           <w:b/>
@@ -13243,7 +13681,7 @@
           <w:sz w:val="28"/>
         </w:rPr>
         <w:lastRenderedPageBreak/>
-        <w:t>Output</w:t>
+        <w:t xml:space="preserve"> Output</w:t>
       </w:r>
     </w:p>
     <w:p>
@@ -13264,15 +13702,15 @@
           <w:sz w:val="19"/>
         </w:rPr>
         <w:drawing>
-          <wp:anchor distT="0" distB="0" distL="0" distR="0" simplePos="0" relativeHeight="487590912" behindDoc="1" locked="0" layoutInCell="1" allowOverlap="1" wp14:anchorId="1DBF96BF" wp14:editId="5A06EB9C">
+          <wp:anchor distT="0" distB="0" distL="0" distR="0" simplePos="0" relativeHeight="487590912" behindDoc="1" locked="0" layoutInCell="1" allowOverlap="1" wp14:anchorId="1DBF96BF" wp14:editId="3FC1474F">
             <wp:simplePos x="0" y="0"/>
             <wp:positionH relativeFrom="page">
-              <wp:posOffset>926838</wp:posOffset>
+              <wp:posOffset>822960</wp:posOffset>
             </wp:positionH>
             <wp:positionV relativeFrom="paragraph">
-              <wp:posOffset>154540</wp:posOffset>
+              <wp:posOffset>154305</wp:posOffset>
             </wp:positionV>
-            <wp:extent cx="6021219" cy="7302722"/>
+            <wp:extent cx="6179820" cy="7604760"/>
             <wp:effectExtent l="0" t="0" r="0" b="0"/>
             <wp:wrapTopAndBottom/>
             <wp:docPr id="10" name="Image 10"/>
@@ -13287,7 +13725,7 @@
                     <pic:cNvPicPr/>
                   </pic:nvPicPr>
                   <pic:blipFill>
-                    <a:blip r:embed="rId8" cstate="print"/>
+                    <a:blip r:embed="rId9" cstate="print"/>
                     <a:stretch>
                       <a:fillRect/>
                     </a:stretch>
@@ -13295,7 +13733,7 @@
                   <pic:spPr>
                     <a:xfrm>
                       <a:off x="0" y="0"/>
-                      <a:ext cx="6021219" cy="7302722"/>
+                      <a:ext cx="6179820" cy="7604760"/>
                     </a:xfrm>
                     <a:prstGeom prst="rect">
                       <a:avLst/>
@@ -13304,6 +13742,12 @@
                 </pic:pic>
               </a:graphicData>
             </a:graphic>
+            <wp14:sizeRelH relativeFrom="margin">
+              <wp14:pctWidth>0</wp14:pctWidth>
+            </wp14:sizeRelH>
+            <wp14:sizeRelV relativeFrom="margin">
+              <wp14:pctHeight>0</wp14:pctHeight>
+            </wp14:sizeRelV>
           </wp:anchor>
         </w:drawing>
       </w:r>
@@ -13540,14 +13984,24 @@
         </w:rPr>
         <w:t xml:space="preserve"> </w:t>
       </w:r>
-      <w:proofErr w:type="spellStart"/>
       <w:r>
         <w:rPr>
           <w:sz w:val="24"/>
         </w:rPr>
-        <w:t>HTML.Use</w:t>
-      </w:r>
-      <w:proofErr w:type="spellEnd"/>
+        <w:t>HTML.</w:t>
+      </w:r>
+      <w:r>
+        <w:rPr>
+          <w:sz w:val="24"/>
+        </w:rPr>
+        <w:t xml:space="preserve"> </w:t>
+      </w:r>
+      <w:r>
+        <w:rPr>
+          <w:sz w:val="24"/>
+        </w:rPr>
+        <w:t>Use</w:t>
+      </w:r>
       <w:r>
         <w:rPr>
           <w:spacing w:val="-2"/>
@@ -13874,7 +14328,7 @@
                               </w:rPr>
                               <w:t>="center"</w:t>
                             </w:r>
-                            <w:hyperlink r:id="rId9">
+                            <w:hyperlink r:id="rId10">
                               <w:r>
                                 <w:rPr>
                                   <w:spacing w:val="-2"/>
@@ -14704,7 +15158,7 @@
                         </w:rPr>
                         <w:t>="center"</w:t>
                       </w:r>
-                      <w:hyperlink r:id="rId10">
+                      <w:hyperlink r:id="rId11">
                         <w:r>
                           <w:rPr>
                             <w:spacing w:val="-2"/>
@@ -15375,9 +15829,9 @@
         <mc:AlternateContent>
           <mc:Choice Requires="wps">
             <w:drawing>
-              <wp:inline distT="0" distB="0" distL="0" distR="0" wp14:anchorId="070ED04F" wp14:editId="5E5A14EE">
-                <wp:extent cx="5895975" cy="3062605"/>
-                <wp:effectExtent l="9525" t="0" r="0" b="4444"/>
+              <wp:inline distT="0" distB="0" distL="0" distR="0" wp14:anchorId="070ED04F" wp14:editId="4F755D75">
+                <wp:extent cx="5895975" cy="2651760"/>
+                <wp:effectExtent l="0" t="0" r="28575" b="15240"/>
                 <wp:docPr id="12" name="Textbox 12"/>
                 <wp:cNvGraphicFramePr>
                   <a:graphicFrameLocks xmlns:a="http://schemas.openxmlformats.org/drawingml/2006/main"/>
@@ -15391,7 +15845,7 @@
                       <wps:spPr>
                         <a:xfrm>
                           <a:off x="0" y="0"/>
-                          <a:ext cx="5895975" cy="3062605"/>
+                          <a:ext cx="5895975" cy="2651760"/>
                         </a:xfrm>
                         <a:prstGeom prst="rect">
                           <a:avLst/>
@@ -15562,7 +16016,7 @@
           </mc:Choice>
           <mc:Fallback>
             <w:pict>
-              <v:shape w14:anchorId="070ED04F" id="Textbox 12" o:spid="_x0000_s1031" type="#_x0000_t202" style="width:464.25pt;height:241.15pt;visibility:visible;mso-wrap-style:square;mso-left-percent:-10001;mso-top-percent:-10001;mso-position-horizontal:absolute;mso-position-horizontal-relative:char;mso-position-vertical:absolute;mso-position-vertical-relative:line;mso-left-percent:-10001;mso-top-percent:-10001;v-text-anchor:top" o:gfxdata="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" filled="f" strokeweight=".16931mm">
+              <v:shape w14:anchorId="070ED04F" id="Textbox 12" o:spid="_x0000_s1031" type="#_x0000_t202" style="width:464.25pt;height:208.8pt;visibility:visible;mso-wrap-style:square;mso-left-percent:-10001;mso-top-percent:-10001;mso-position-horizontal:absolute;mso-position-horizontal-relative:char;mso-position-vertical:absolute;mso-position-vertical-relative:line;mso-left-percent:-10001;mso-top-percent:-10001;v-text-anchor:top" o:gfxdata="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" filled="f" strokeweight=".16931mm">
                 <v:path arrowok="t"/>
                 <v:textbox inset="0,0,0,0">
                   <w:txbxContent>
@@ -15803,17 +16257,6 @@
           <w:sz w:val="20"/>
         </w:rPr>
       </w:pPr>
-    </w:p>
-    <w:p>
-      <w:pPr>
-        <w:pStyle w:val="BodyText"/>
-        <w:spacing w:before="54"/>
-        <w:rPr>
-          <w:rFonts w:ascii="Arial"/>
-          <w:b/>
-          <w:sz w:val="20"/>
-        </w:rPr>
-      </w:pPr>
       <w:r>
         <w:rPr>
           <w:rFonts w:ascii="Arial"/>
@@ -15822,15 +16265,15 @@
           <w:sz w:val="20"/>
         </w:rPr>
         <w:drawing>
-          <wp:anchor distT="0" distB="0" distL="0" distR="0" simplePos="0" relativeHeight="487592448" behindDoc="1" locked="0" layoutInCell="1" allowOverlap="1" wp14:anchorId="40E1CB13" wp14:editId="31385EDC">
+          <wp:anchor distT="0" distB="0" distL="0" distR="0" simplePos="0" relativeHeight="487592448" behindDoc="1" locked="0" layoutInCell="1" allowOverlap="1" wp14:anchorId="40E1CB13" wp14:editId="5C5F78D5">
             <wp:simplePos x="0" y="0"/>
             <wp:positionH relativeFrom="page">
-              <wp:posOffset>914400</wp:posOffset>
+              <wp:posOffset>815340</wp:posOffset>
             </wp:positionH>
             <wp:positionV relativeFrom="paragraph">
-              <wp:posOffset>195563</wp:posOffset>
+              <wp:posOffset>220345</wp:posOffset>
             </wp:positionV>
-            <wp:extent cx="5887928" cy="2260282"/>
+            <wp:extent cx="6195060" cy="2865120"/>
             <wp:effectExtent l="0" t="0" r="0" b="0"/>
             <wp:wrapTopAndBottom/>
             <wp:docPr id="13" name="Image 13"/>
@@ -15845,7 +16288,7 @@
                     <pic:cNvPicPr/>
                   </pic:nvPicPr>
                   <pic:blipFill>
-                    <a:blip r:embed="rId11" cstate="print"/>
+                    <a:blip r:embed="rId12" cstate="print"/>
                     <a:stretch>
                       <a:fillRect/>
                     </a:stretch>
@@ -15853,7 +16296,7 @@
                   <pic:spPr>
                     <a:xfrm>
                       <a:off x="0" y="0"/>
-                      <a:ext cx="5887928" cy="2260282"/>
+                      <a:ext cx="6195060" cy="2865120"/>
                     </a:xfrm>
                     <a:prstGeom prst="rect">
                       <a:avLst/>
@@ -15862,9 +16305,26 @@
                 </pic:pic>
               </a:graphicData>
             </a:graphic>
+            <wp14:sizeRelH relativeFrom="margin">
+              <wp14:pctWidth>0</wp14:pctWidth>
+            </wp14:sizeRelH>
+            <wp14:sizeRelV relativeFrom="margin">
+              <wp14:pctHeight>0</wp14:pctHeight>
+            </wp14:sizeRelV>
           </wp:anchor>
         </w:drawing>
       </w:r>
+    </w:p>
+    <w:p>
+      <w:pPr>
+        <w:pStyle w:val="BodyText"/>
+        <w:spacing w:before="54"/>
+        <w:rPr>
+          <w:rFonts w:ascii="Arial"/>
+          <w:b/>
+          <w:sz w:val="20"/>
+        </w:rPr>
+      </w:pPr>
     </w:p>
     <w:p>
       <w:pPr>
@@ -18546,31 +19006,38 @@
           <w:noProof/>
           <w:sz w:val="20"/>
         </w:rPr>
+        <w:t xml:space="preserve">         </w:t>
+      </w:r>
+      <w:r>
+        <w:rPr>
+          <w:rFonts w:ascii="Arial"/>
+          <w:b/>
+          <w:noProof/>
+          <w:sz w:val="20"/>
+        </w:rPr>
         <w:drawing>
-          <wp:anchor distT="0" distB="0" distL="0" distR="0" simplePos="0" relativeHeight="487593984" behindDoc="1" locked="0" layoutInCell="1" allowOverlap="1" wp14:anchorId="2A9EED7B" wp14:editId="2E095CE1">
-            <wp:simplePos x="0" y="0"/>
-            <wp:positionH relativeFrom="page">
-              <wp:posOffset>1033886</wp:posOffset>
-            </wp:positionH>
-            <wp:positionV relativeFrom="paragraph">
-              <wp:posOffset>253515</wp:posOffset>
-            </wp:positionV>
-            <wp:extent cx="3452998" cy="2830829"/>
+          <wp:inline distT="0" distB="0" distL="0" distR="0" wp14:anchorId="1F2EE130" wp14:editId="6237B531">
+            <wp:extent cx="6499860" cy="3604260"/>
             <wp:effectExtent l="0" t="0" r="0" b="0"/>
-            <wp:wrapTopAndBottom/>
-            <wp:docPr id="16" name="Image 16"/>
+            <wp:docPr id="208796025" name="Picture 27"/>
             <wp:cNvGraphicFramePr>
-              <a:graphicFrameLocks xmlns:a="http://schemas.openxmlformats.org/drawingml/2006/main"/>
+              <a:graphicFrameLocks xmlns:a="http://schemas.openxmlformats.org/drawingml/2006/main" noChangeAspect="1"/>
             </wp:cNvGraphicFramePr>
             <a:graphic xmlns:a="http://schemas.openxmlformats.org/drawingml/2006/main">
               <a:graphicData uri="http://schemas.openxmlformats.org/drawingml/2006/picture">
                 <pic:pic xmlns:pic="http://schemas.openxmlformats.org/drawingml/2006/picture">
                   <pic:nvPicPr>
-                    <pic:cNvPr id="16" name="Image 16"/>
+                    <pic:cNvPr id="208796025" name="Picture 208796025"/>
                     <pic:cNvPicPr/>
                   </pic:nvPicPr>
                   <pic:blipFill>
-                    <a:blip r:embed="rId12" cstate="print"/>
+                    <a:blip r:embed="rId13">
+                      <a:extLst>
+                        <a:ext uri="{28A0092B-C50C-407E-A947-70E740481C1C}">
+                          <a14:useLocalDpi xmlns:a14="http://schemas.microsoft.com/office/drawing/2010/main" val="0"/>
+                        </a:ext>
+                      </a:extLst>
+                    </a:blip>
                     <a:stretch>
                       <a:fillRect/>
                     </a:stretch>
@@ -18578,7 +19045,7 @@
                   <pic:spPr>
                     <a:xfrm>
                       <a:off x="0" y="0"/>
-                      <a:ext cx="3452998" cy="2830829"/>
+                      <a:ext cx="6499860" cy="3604260"/>
                     </a:xfrm>
                     <a:prstGeom prst="rect">
                       <a:avLst/>
@@ -18587,7 +19054,7 @@
                 </pic:pic>
               </a:graphicData>
             </a:graphic>
-          </wp:anchor>
+          </wp:inline>
         </w:drawing>
       </w:r>
     </w:p>
@@ -19203,7 +19670,7 @@
                             <w:r>
                               <w:t>id="email"&gt;&lt;strong</w:t>
                             </w:r>
-                            <w:hyperlink r:id="rId13">
+                            <w:hyperlink r:id="rId14">
                               <w:r>
                                 <w:t>&gt;lismariageorge123@gmail.com</w:t>
                               </w:r>
@@ -20195,7 +20662,7 @@
                       <w:r>
                         <w:t>id="email"&gt;&lt;strong</w:t>
                       </w:r>
-                      <w:hyperlink r:id="rId14">
+                      <w:hyperlink r:id="rId15">
                         <w:r>
                           <w:t>&gt;lismariageorge123@gmail.com</w:t>
                         </w:r>
@@ -21529,16 +21996,16 @@
           <w:sz w:val="20"/>
         </w:rPr>
         <w:drawing>
-          <wp:anchor distT="0" distB="0" distL="0" distR="0" simplePos="0" relativeHeight="487595520" behindDoc="1" locked="0" layoutInCell="1" allowOverlap="1" wp14:anchorId="25F971F0" wp14:editId="6D94C4A0">
+          <wp:anchor distT="0" distB="0" distL="0" distR="0" simplePos="0" relativeHeight="487595520" behindDoc="1" locked="0" layoutInCell="1" allowOverlap="1" wp14:anchorId="25F971F0" wp14:editId="06ADF8CA">
             <wp:simplePos x="0" y="0"/>
             <wp:positionH relativeFrom="page">
-              <wp:posOffset>914400</wp:posOffset>
+              <wp:posOffset>800100</wp:posOffset>
             </wp:positionH>
             <wp:positionV relativeFrom="paragraph">
-              <wp:posOffset>229311</wp:posOffset>
+              <wp:posOffset>289560</wp:posOffset>
             </wp:positionV>
-            <wp:extent cx="5812129" cy="3138106"/>
-            <wp:effectExtent l="0" t="0" r="0" b="0"/>
+            <wp:extent cx="6088380" cy="3337560"/>
+            <wp:effectExtent l="0" t="0" r="7620" b="0"/>
             <wp:wrapTopAndBottom/>
             <wp:docPr id="19" name="Image 19"/>
             <wp:cNvGraphicFramePr>
@@ -21552,7 +22019,7 @@
                     <pic:cNvPicPr/>
                   </pic:nvPicPr>
                   <pic:blipFill>
-                    <a:blip r:embed="rId15" cstate="print"/>
+                    <a:blip r:embed="rId16" cstate="print"/>
                     <a:stretch>
                       <a:fillRect/>
                     </a:stretch>
@@ -21560,7 +22027,7 @@
                   <pic:spPr>
                     <a:xfrm>
                       <a:off x="0" y="0"/>
-                      <a:ext cx="5812129" cy="3138106"/>
+                      <a:ext cx="6088380" cy="3337560"/>
                     </a:xfrm>
                     <a:prstGeom prst="rect">
                       <a:avLst/>
@@ -21569,6 +22036,12 @@
                 </pic:pic>
               </a:graphicData>
             </a:graphic>
+            <wp14:sizeRelH relativeFrom="margin">
+              <wp14:pctWidth>0</wp14:pctWidth>
+            </wp14:sizeRelH>
+            <wp14:sizeRelV relativeFrom="margin">
+              <wp14:pctHeight>0</wp14:pctHeight>
+            </wp14:sizeRelV>
           </wp:anchor>
         </w:drawing>
       </w:r>
@@ -25289,7 +25762,7 @@
                     <pic:cNvPicPr/>
                   </pic:nvPicPr>
                   <pic:blipFill>
-                    <a:blip r:embed="rId16" cstate="print"/>
+                    <a:blip r:embed="rId17" cstate="print"/>
                     <a:stretch>
                       <a:fillRect/>
                     </a:stretch>
@@ -30475,15 +30948,21 @@
         <w:spacing w:before="1"/>
         <w:ind w:left="1066"/>
         <w:rPr>
-          <w:rFonts w:ascii="Arial"/>
-          <w:b/>
-        </w:rPr>
-      </w:pPr>
-      <w:r>
-        <w:rPr>
-          <w:rFonts w:ascii="Arial"/>
-          <w:b/>
-          <w:spacing w:val="-2"/>
+          <w:rStyle w:val="Strong"/>
+        </w:rPr>
+      </w:pPr>
+    </w:p>
+    <w:p>
+      <w:pPr>
+        <w:spacing w:before="1"/>
+        <w:ind w:left="1066"/>
+        <w:rPr>
+          <w:rStyle w:val="Strong"/>
+        </w:rPr>
+      </w:pPr>
+      <w:r>
+        <w:rPr>
+          <w:rStyle w:val="Strong"/>
         </w:rPr>
         <w:t>college.css</w:t>
       </w:r>
@@ -30825,22 +31304,6 @@
         <w:pStyle w:val="BodyText"/>
         <w:spacing w:before="0"/>
       </w:pPr>
-      <w:proofErr w:type="spellStart"/>
-      <w:proofErr w:type="gramStart"/>
-      <w:r>
-        <w:rPr>
-          <w:spacing w:val="-2"/>
-        </w:rPr>
-        <w:t>color:red</w:t>
-      </w:r>
-      <w:proofErr w:type="spellEnd"/>
-      <w:proofErr w:type="gramEnd"/>
-      <w:r>
-        <w:rPr>
-          <w:spacing w:val="-2"/>
-        </w:rPr>
-        <w:t>;</w:t>
-      </w:r>
     </w:p>
     <w:p>
       <w:pPr>
@@ -30906,14 +31369,41 @@
                         <w:txbxContent>
                           <w:p>
                             <w:pPr>
+                              <w:pStyle w:val="BodyText"/>
+                              <w:spacing w:before="0"/>
+                            </w:pPr>
+                            <w:r>
+                              <w:rPr>
+                                <w:spacing w:val="-10"/>
+                              </w:rPr>
+                              <w:t xml:space="preserve">               </w:t>
+                            </w:r>
+                            <w:proofErr w:type="spellStart"/>
+                            <w:proofErr w:type="gramStart"/>
+                            <w:r>
+                              <w:rPr>
+                                <w:spacing w:val="-2"/>
+                              </w:rPr>
+                              <w:t>color:red</w:t>
+                            </w:r>
+                            <w:proofErr w:type="spellEnd"/>
+                            <w:proofErr w:type="gramEnd"/>
+                            <w:r>
+                              <w:rPr>
+                                <w:spacing w:val="-2"/>
+                              </w:rPr>
+                              <w:t>;</w:t>
+                            </w:r>
+                          </w:p>
+                          <w:p>
+                            <w:pPr>
                               <w:spacing w:before="1"/>
-                              <w:ind w:left="103"/>
                             </w:pPr>
                             <w:r>
                               <w:rPr>
                                 <w:spacing w:val="-10"/>
                               </w:rPr>
-                              <w:t>}</w:t>
+                              <w:t xml:space="preserve"> }</w:t>
                             </w:r>
                           </w:p>
                           <w:p>
@@ -31039,14 +31529,41 @@
                   <w:txbxContent>
                     <w:p>
                       <w:pPr>
+                        <w:pStyle w:val="BodyText"/>
+                        <w:spacing w:before="0"/>
+                      </w:pPr>
+                      <w:r>
+                        <w:rPr>
+                          <w:spacing w:val="-10"/>
+                        </w:rPr>
+                        <w:t xml:space="preserve">               </w:t>
+                      </w:r>
+                      <w:proofErr w:type="spellStart"/>
+                      <w:proofErr w:type="gramStart"/>
+                      <w:r>
+                        <w:rPr>
+                          <w:spacing w:val="-2"/>
+                        </w:rPr>
+                        <w:t>color:red</w:t>
+                      </w:r>
+                      <w:proofErr w:type="spellEnd"/>
+                      <w:proofErr w:type="gramEnd"/>
+                      <w:r>
+                        <w:rPr>
+                          <w:spacing w:val="-2"/>
+                        </w:rPr>
+                        <w:t>;</w:t>
+                      </w:r>
+                    </w:p>
+                    <w:p>
+                      <w:pPr>
                         <w:spacing w:before="1"/>
-                        <w:ind w:left="103"/>
                       </w:pPr>
                       <w:r>
                         <w:rPr>
                           <w:spacing w:val="-10"/>
                         </w:rPr>
-                        <w:t>}</w:t>
+                        <w:t xml:space="preserve"> }</w:t>
                       </w:r>
                     </w:p>
                     <w:p>
@@ -31208,15 +31725,15 @@
           <w:sz w:val="18"/>
         </w:rPr>
         <w:drawing>
-          <wp:anchor distT="0" distB="0" distL="0" distR="0" simplePos="0" relativeHeight="487600128" behindDoc="1" locked="0" layoutInCell="1" allowOverlap="1" wp14:anchorId="2C5511CA" wp14:editId="56983571">
+          <wp:anchor distT="0" distB="0" distL="0" distR="0" simplePos="0" relativeHeight="487600128" behindDoc="1" locked="0" layoutInCell="1" allowOverlap="1" wp14:anchorId="2C5511CA" wp14:editId="48D9BA5A">
             <wp:simplePos x="0" y="0"/>
             <wp:positionH relativeFrom="page">
-              <wp:posOffset>914400</wp:posOffset>
+              <wp:posOffset>853440</wp:posOffset>
             </wp:positionH>
             <wp:positionV relativeFrom="paragraph">
-              <wp:posOffset>149352</wp:posOffset>
+              <wp:posOffset>149225</wp:posOffset>
             </wp:positionV>
-            <wp:extent cx="5330136" cy="6463093"/>
+            <wp:extent cx="6103620" cy="6637020"/>
             <wp:effectExtent l="0" t="0" r="0" b="0"/>
             <wp:wrapTopAndBottom/>
             <wp:docPr id="28" name="Image 28"/>
@@ -31231,7 +31748,7 @@
                     <pic:cNvPicPr/>
                   </pic:nvPicPr>
                   <pic:blipFill>
-                    <a:blip r:embed="rId17" cstate="print"/>
+                    <a:blip r:embed="rId18" cstate="print"/>
                     <a:stretch>
                       <a:fillRect/>
                     </a:stretch>
@@ -31239,7 +31756,7 @@
                   <pic:spPr>
                     <a:xfrm>
                       <a:off x="0" y="0"/>
-                      <a:ext cx="5330136" cy="6463093"/>
+                      <a:ext cx="6103620" cy="6637020"/>
                     </a:xfrm>
                     <a:prstGeom prst="rect">
                       <a:avLst/>
@@ -31248,6 +31765,12 @@
                 </pic:pic>
               </a:graphicData>
             </a:graphic>
+            <wp14:sizeRelH relativeFrom="margin">
+              <wp14:pctWidth>0</wp14:pctWidth>
+            </wp14:sizeRelH>
+            <wp14:sizeRelV relativeFrom="margin">
+              <wp14:pctHeight>0</wp14:pctHeight>
+            </wp14:sizeRelV>
           </wp:anchor>
         </w:drawing>
       </w:r>
@@ -37963,7 +38486,7 @@
                     <pic:cNvPicPr/>
                   </pic:nvPicPr>
                   <pic:blipFill>
-                    <a:blip r:embed="rId18" cstate="print"/>
+                    <a:blip r:embed="rId19" cstate="print"/>
                     <a:stretch>
                       <a:fillRect/>
                     </a:stretch>
@@ -38806,7 +39329,7 @@
                     <pic:cNvPicPr/>
                   </pic:nvPicPr>
                   <pic:blipFill>
-                    <a:blip r:embed="rId19">
+                    <a:blip r:embed="rId20">
                       <a:extLst>
                         <a:ext uri="{28A0092B-C50C-407E-A947-70E740481C1C}">
                           <a14:useLocalDpi xmlns:a14="http://schemas.microsoft.com/office/drawing/2010/main" val="0"/>
@@ -39014,12 +39537,6 @@
         <w:gridCol w:w="8944"/>
       </w:tblGrid>
       <w:tr>
-        <w:tblPrEx>
-          <w:tblCellMar>
-            <w:top w:w="0" w:type="dxa"/>
-            <w:bottom w:w="0" w:type="dxa"/>
-          </w:tblCellMar>
-        </w:tblPrEx>
         <w:trPr>
           <w:trHeight w:val="132"/>
         </w:trPr>
@@ -39743,16 +40260,7 @@
           <w:spacing w:val="-2"/>
           <w:sz w:val="28"/>
         </w:rPr>
-        <w:t xml:space="preserve">      </w:t>
-      </w:r>
-      <w:r>
-        <w:rPr>
-          <w:rFonts w:ascii="Arial"/>
-          <w:b/>
-          <w:spacing w:val="-2"/>
-          <w:sz w:val="28"/>
-        </w:rPr>
-        <w:t>Output</w:t>
+        <w:t xml:space="preserve">      Output</w:t>
       </w:r>
     </w:p>
     <w:p>
@@ -39798,7 +40306,7 @@
           <w:sz w:val="16"/>
         </w:rPr>
         <w:drawing>
-          <wp:inline distT="0" distB="0" distL="0" distR="0" wp14:anchorId="0306EA8D" wp14:editId="1C190EDB">
+          <wp:inline distT="0" distB="0" distL="0" distR="0" wp14:anchorId="0306EA8D" wp14:editId="1247A0C4">
             <wp:extent cx="6400800" cy="3491230"/>
             <wp:effectExtent l="0" t="0" r="0" b="0"/>
             <wp:docPr id="1511567897" name="Picture 28"/>
@@ -39813,7 +40321,7 @@
                     <pic:cNvPicPr/>
                   </pic:nvPicPr>
                   <pic:blipFill>
-                    <a:blip r:embed="rId20" cstate="print">
+                    <a:blip r:embed="rId21" cstate="print">
                       <a:extLst>
                         <a:ext uri="{28A0092B-C50C-407E-A947-70E740481C1C}">
                           <a14:useLocalDpi xmlns:a14="http://schemas.microsoft.com/office/drawing/2010/main" val="0"/>
@@ -39947,13 +40455,7 @@
         <w:rPr>
           <w:spacing w:val="-10"/>
         </w:rPr>
-        <w:t>1</w:t>
-      </w:r>
-      <w:r>
-        <w:rPr>
-          <w:spacing w:val="-10"/>
-        </w:rPr>
-        <w:t>1</w:t>
+        <w:t>11</w:t>
       </w:r>
     </w:p>
     <w:p>
@@ -39973,16 +40475,7 @@
           <w:spacing w:val="-2"/>
           <w:sz w:val="24"/>
         </w:rPr>
-        <w:t>Use Regular expressions for validations in login page using JavaScript</w:t>
-      </w:r>
-      <w:r>
-        <w:rPr>
-          <w:rFonts w:ascii="Arial"/>
-          <w:b/>
-          <w:spacing w:val="-2"/>
-          <w:sz w:val="24"/>
-        </w:rPr>
-        <w:t>.</w:t>
+        <w:t>Use Regular expressions for validations in login page using JavaScript.</w:t>
       </w:r>
     </w:p>
     <w:p>
@@ -40102,12 +40595,6 @@
         <w:gridCol w:w="9288"/>
       </w:tblGrid>
       <w:tr>
-        <w:tblPrEx>
-          <w:tblCellMar>
-            <w:top w:w="0" w:type="dxa"/>
-            <w:bottom w:w="0" w:type="dxa"/>
-          </w:tblCellMar>
-        </w:tblPrEx>
         <w:trPr>
           <w:trHeight w:val="5094"/>
         </w:trPr>
@@ -40594,7 +41081,10 @@
               <w:pStyle w:val="BodyText"/>
             </w:pPr>
             <w:r>
-              <w:t xml:space="preserve">function </w:t>
+              <w:t>fun</w:t>
+            </w:r>
+            <w:r>
+              <w:t xml:space="preserve">ction </w:t>
             </w:r>
             <w:proofErr w:type="gramStart"/>
             <w:r>
@@ -40730,7 +41220,6 @@
         <w:rPr>
           <w:sz w:val="16"/>
         </w:rPr>
-        <w:lastRenderedPageBreak/>
         <w:t xml:space="preserve">        </w:t>
       </w:r>
     </w:p>
@@ -40825,8 +41314,8 @@
           <w:sz w:val="16"/>
         </w:rPr>
         <w:drawing>
-          <wp:inline distT="0" distB="0" distL="0" distR="0" wp14:anchorId="5186E196" wp14:editId="3E891B39">
-            <wp:extent cx="4785360" cy="2692159"/>
+          <wp:inline distT="0" distB="0" distL="0" distR="0" wp14:anchorId="5186E196" wp14:editId="420DE492">
+            <wp:extent cx="4784660" cy="2552700"/>
             <wp:effectExtent l="0" t="0" r="0" b="0"/>
             <wp:docPr id="571340492" name="Picture 29"/>
             <wp:cNvGraphicFramePr>
@@ -40837,70 +41326,6 @@
                 <pic:pic xmlns:pic="http://schemas.openxmlformats.org/drawingml/2006/picture">
                   <pic:nvPicPr>
                     <pic:cNvPr id="571340492" name="Picture 571340492"/>
-                    <pic:cNvPicPr/>
-                  </pic:nvPicPr>
-                  <pic:blipFill>
-                    <a:blip r:embed="rId21">
-                      <a:extLst>
-                        <a:ext uri="{28A0092B-C50C-407E-A947-70E740481C1C}">
-                          <a14:useLocalDpi xmlns:a14="http://schemas.microsoft.com/office/drawing/2010/main" val="0"/>
-                        </a:ext>
-                      </a:extLst>
-                    </a:blip>
-                    <a:stretch>
-                      <a:fillRect/>
-                    </a:stretch>
-                  </pic:blipFill>
-                  <pic:spPr>
-                    <a:xfrm>
-                      <a:off x="0" y="0"/>
-                      <a:ext cx="4813605" cy="2708049"/>
-                    </a:xfrm>
-                    <a:prstGeom prst="rect">
-                      <a:avLst/>
-                    </a:prstGeom>
-                  </pic:spPr>
-                </pic:pic>
-              </a:graphicData>
-            </a:graphic>
-          </wp:inline>
-        </w:drawing>
-      </w:r>
-    </w:p>
-    <w:p>
-      <w:pPr>
-        <w:pStyle w:val="ListParagraph"/>
-        <w:rPr>
-          <w:sz w:val="16"/>
-        </w:rPr>
-      </w:pPr>
-      <w:r>
-        <w:rPr>
-          <w:rFonts w:ascii="Arial"/>
-          <w:b/>
-          <w:spacing w:val="-2"/>
-          <w:sz w:val="28"/>
-        </w:rPr>
-        <w:t xml:space="preserve">      </w:t>
-      </w:r>
-      <w:r>
-        <w:rPr>
-          <w:noProof/>
-          <w:sz w:val="16"/>
-        </w:rPr>
-        <w:drawing>
-          <wp:inline distT="0" distB="0" distL="0" distR="0" wp14:anchorId="626814A5" wp14:editId="2DDFB36D">
-            <wp:extent cx="5082540" cy="807720"/>
-            <wp:effectExtent l="0" t="0" r="3810" b="0"/>
-            <wp:docPr id="68637113" name="Picture 30"/>
-            <wp:cNvGraphicFramePr>
-              <a:graphicFrameLocks xmlns:a="http://schemas.openxmlformats.org/drawingml/2006/main" noChangeAspect="1"/>
-            </wp:cNvGraphicFramePr>
-            <a:graphic xmlns:a="http://schemas.openxmlformats.org/drawingml/2006/main">
-              <a:graphicData uri="http://schemas.openxmlformats.org/drawingml/2006/picture">
-                <pic:pic xmlns:pic="http://schemas.openxmlformats.org/drawingml/2006/picture">
-                  <pic:nvPicPr>
-                    <pic:cNvPr id="68637113" name="Picture 68637113"/>
                     <pic:cNvPicPr/>
                   </pic:nvPicPr>
                   <pic:blipFill>
@@ -40918,7 +41343,7 @@
                   <pic:spPr>
                     <a:xfrm>
                       <a:off x="0" y="0"/>
-                      <a:ext cx="5082540" cy="807720"/>
+                      <a:ext cx="4818197" cy="2570593"/>
                     </a:xfrm>
                     <a:prstGeom prst="rect">
                       <a:avLst/>
@@ -40930,6 +41355,92 @@
           </wp:inline>
         </w:drawing>
       </w:r>
+    </w:p>
+    <w:p>
+      <w:pPr>
+        <w:pStyle w:val="ListParagraph"/>
+        <w:rPr>
+          <w:rFonts w:ascii="Arial"/>
+          <w:b/>
+          <w:spacing w:val="-2"/>
+          <w:sz w:val="28"/>
+        </w:rPr>
+      </w:pPr>
+    </w:p>
+    <w:p>
+      <w:pPr>
+        <w:pStyle w:val="ListParagraph"/>
+        <w:rPr>
+          <w:rFonts w:ascii="Arial"/>
+          <w:b/>
+          <w:spacing w:val="-2"/>
+          <w:sz w:val="28"/>
+        </w:rPr>
+      </w:pPr>
+    </w:p>
+    <w:p>
+      <w:pPr>
+        <w:pStyle w:val="ListParagraph"/>
+        <w:rPr>
+          <w:sz w:val="16"/>
+        </w:rPr>
+      </w:pPr>
+      <w:r>
+        <w:rPr>
+          <w:rFonts w:ascii="Arial"/>
+          <w:b/>
+          <w:spacing w:val="-2"/>
+          <w:sz w:val="28"/>
+        </w:rPr>
+        <w:t xml:space="preserve">      </w:t>
+      </w:r>
+      <w:r>
+        <w:rPr>
+          <w:noProof/>
+          <w:sz w:val="16"/>
+        </w:rPr>
+        <w:drawing>
+          <wp:inline distT="0" distB="0" distL="0" distR="0" wp14:anchorId="626814A5" wp14:editId="22FC6203">
+            <wp:extent cx="4808220" cy="815340"/>
+            <wp:effectExtent l="0" t="0" r="0" b="3810"/>
+            <wp:docPr id="68637113" name="Picture 30"/>
+            <wp:cNvGraphicFramePr>
+              <a:graphicFrameLocks xmlns:a="http://schemas.openxmlformats.org/drawingml/2006/main" noChangeAspect="1"/>
+            </wp:cNvGraphicFramePr>
+            <a:graphic xmlns:a="http://schemas.openxmlformats.org/drawingml/2006/main">
+              <a:graphicData uri="http://schemas.openxmlformats.org/drawingml/2006/picture">
+                <pic:pic xmlns:pic="http://schemas.openxmlformats.org/drawingml/2006/picture">
+                  <pic:nvPicPr>
+                    <pic:cNvPr id="68637113" name="Picture 68637113"/>
+                    <pic:cNvPicPr/>
+                  </pic:nvPicPr>
+                  <pic:blipFill>
+                    <a:blip r:embed="rId23">
+                      <a:extLst>
+                        <a:ext uri="{28A0092B-C50C-407E-A947-70E740481C1C}">
+                          <a14:useLocalDpi xmlns:a14="http://schemas.microsoft.com/office/drawing/2010/main" val="0"/>
+                        </a:ext>
+                      </a:extLst>
+                    </a:blip>
+                    <a:stretch>
+                      <a:fillRect/>
+                    </a:stretch>
+                  </pic:blipFill>
+                  <pic:spPr>
+                    <a:xfrm>
+                      <a:off x="0" y="0"/>
+                      <a:ext cx="4808220" cy="815340"/>
+                    </a:xfrm>
+                    <a:prstGeom prst="rect">
+                      <a:avLst/>
+                    </a:prstGeom>
+                  </pic:spPr>
+                </pic:pic>
+              </a:graphicData>
+            </a:graphic>
+          </wp:inline>
+        </w:drawing>
+      </w:r>
       <w:r>
         <w:rPr>
           <w:sz w:val="16"/>
@@ -40964,13 +41475,7 @@
         <w:rPr>
           <w:spacing w:val="-10"/>
         </w:rPr>
-        <w:t>1</w:t>
-      </w:r>
-      <w:r>
-        <w:rPr>
-          <w:spacing w:val="-10"/>
-        </w:rPr>
-        <w:t>2</w:t>
+        <w:t>12</w:t>
       </w:r>
     </w:p>
     <w:p>
@@ -40990,16 +41495,7 @@
           <w:spacing w:val="-2"/>
           <w:sz w:val="24"/>
         </w:rPr>
-        <w:t>Write a program to retrieve data from a text file and display it using AJAX</w:t>
-      </w:r>
-      <w:r>
-        <w:rPr>
-          <w:rFonts w:ascii="Arial"/>
-          <w:b/>
-          <w:spacing w:val="-2"/>
-          <w:sz w:val="24"/>
-        </w:rPr>
-        <w:t>.</w:t>
+        <w:t>Write a program to retrieve data from a text file and display it using AJAX.</w:t>
       </w:r>
     </w:p>
     <w:p>
@@ -41057,13 +41553,7 @@
         <w:rPr>
           <w:spacing w:val="-2"/>
         </w:rPr>
-        <w:t>Write a program to retrieve data from a text file and display it using AJAX</w:t>
-      </w:r>
-      <w:r>
-        <w:rPr>
-          <w:spacing w:val="-2"/>
-        </w:rPr>
-        <w:t>.</w:t>
+        <w:t>Write a program to retrieve data from a text file and display it using AJAX.</w:t>
       </w:r>
     </w:p>
     <w:p>
@@ -41133,12 +41623,6 @@
         <w:gridCol w:w="9264"/>
       </w:tblGrid>
       <w:tr>
-        <w:tblPrEx>
-          <w:tblCellMar>
-            <w:top w:w="0" w:type="dxa"/>
-            <w:bottom w:w="0" w:type="dxa"/>
-          </w:tblCellMar>
-        </w:tblPrEx>
         <w:trPr>
           <w:trHeight w:val="9624"/>
         </w:trPr>
@@ -41148,9 +41632,888 @@
           </w:tcPr>
           <w:p>
             <w:pPr>
+              <w:pStyle w:val="BodyText"/>
+            </w:pPr>
+          </w:p>
+          <w:p>
+            <w:pPr>
+              <w:pStyle w:val="BodyText"/>
               <w:rPr>
-                <w:sz w:val="16"/>
+                <w:rStyle w:val="Strong"/>
+                <w:sz w:val="28"/>
+                <w:szCs w:val="28"/>
               </w:rPr>
+            </w:pPr>
+            <w:r>
+              <w:rPr>
+                <w:rStyle w:val="Strong"/>
+                <w:sz w:val="28"/>
+                <w:szCs w:val="28"/>
+              </w:rPr>
+              <w:t xml:space="preserve">          </w:t>
+            </w:r>
+            <w:r>
+              <w:rPr>
+                <w:rStyle w:val="Strong"/>
+                <w:sz w:val="28"/>
+                <w:szCs w:val="28"/>
+              </w:rPr>
+              <w:t>i</w:t>
+            </w:r>
+            <w:r>
+              <w:rPr>
+                <w:rStyle w:val="Strong"/>
+                <w:sz w:val="28"/>
+                <w:szCs w:val="28"/>
+              </w:rPr>
+              <w:t>ndex1.html</w:t>
+            </w:r>
+          </w:p>
+          <w:p>
+            <w:pPr>
+              <w:pStyle w:val="BodyText"/>
+            </w:pPr>
+          </w:p>
+          <w:p>
+            <w:pPr>
+              <w:pStyle w:val="BodyText"/>
+            </w:pPr>
+            <w:r>
+              <w:t>&lt;!DOCTYPE html&gt;</w:t>
+            </w:r>
+          </w:p>
+          <w:p>
+            <w:pPr>
+              <w:pStyle w:val="BodyText"/>
+            </w:pPr>
+            <w:r>
+              <w:t>&lt;html&gt;</w:t>
+            </w:r>
+          </w:p>
+          <w:p>
+            <w:pPr>
+              <w:pStyle w:val="BodyText"/>
+            </w:pPr>
+            <w:r>
+              <w:t>&lt;head&gt;</w:t>
+            </w:r>
+          </w:p>
+          <w:p>
+            <w:pPr>
+              <w:pStyle w:val="BodyText"/>
+            </w:pPr>
+            <w:r>
+              <w:t>&lt;title&gt;AJAX JSON Example&lt;/title&gt;</w:t>
+            </w:r>
+          </w:p>
+          <w:p>
+            <w:pPr>
+              <w:pStyle w:val="BodyText"/>
+            </w:pPr>
+            <w:r>
+              <w:t>&lt;/head&gt;</w:t>
+            </w:r>
+          </w:p>
+          <w:p>
+            <w:pPr>
+              <w:pStyle w:val="BodyText"/>
+            </w:pPr>
+          </w:p>
+          <w:p>
+            <w:pPr>
+              <w:pStyle w:val="BodyText"/>
+            </w:pPr>
+            <w:r>
+              <w:t>&lt;body&gt;</w:t>
+            </w:r>
+          </w:p>
+          <w:p>
+            <w:pPr>
+              <w:pStyle w:val="BodyText"/>
+            </w:pPr>
+          </w:p>
+          <w:p>
+            <w:pPr>
+              <w:pStyle w:val="BodyText"/>
+            </w:pPr>
+            <w:r>
+              <w:t>&lt;h2&gt;Student List&lt;/h2&gt;</w:t>
+            </w:r>
+          </w:p>
+          <w:p>
+            <w:pPr>
+              <w:pStyle w:val="BodyText"/>
+            </w:pPr>
+          </w:p>
+          <w:p>
+            <w:pPr>
+              <w:pStyle w:val="BodyText"/>
+            </w:pPr>
+            <w:r>
+              <w:t>&lt;button onclick="</w:t>
+            </w:r>
+            <w:proofErr w:type="spellStart"/>
+            <w:proofErr w:type="gramStart"/>
+            <w:r>
+              <w:t>loadStudents</w:t>
+            </w:r>
+            <w:proofErr w:type="spellEnd"/>
+            <w:r>
+              <w:t>(</w:t>
+            </w:r>
+            <w:proofErr w:type="gramEnd"/>
+            <w:r>
+              <w:t>)"&gt;Load Students&lt;/button&gt;</w:t>
+            </w:r>
+          </w:p>
+          <w:p>
+            <w:pPr>
+              <w:pStyle w:val="BodyText"/>
+            </w:pPr>
+          </w:p>
+          <w:p>
+            <w:pPr>
+              <w:pStyle w:val="BodyText"/>
+            </w:pPr>
+            <w:r>
+              <w:t>&lt;ul id="result"&gt;&lt;/ul&gt;</w:t>
+            </w:r>
+          </w:p>
+          <w:p>
+            <w:pPr>
+              <w:pStyle w:val="BodyText"/>
+            </w:pPr>
+          </w:p>
+          <w:p>
+            <w:pPr>
+              <w:pStyle w:val="BodyText"/>
+            </w:pPr>
+            <w:r>
+              <w:t>&lt;script&gt;</w:t>
+            </w:r>
+          </w:p>
+          <w:p>
+            <w:pPr>
+              <w:pStyle w:val="BodyText"/>
+            </w:pPr>
+          </w:p>
+          <w:p>
+            <w:pPr>
+              <w:pStyle w:val="BodyText"/>
+            </w:pPr>
+            <w:r>
+              <w:t xml:space="preserve">function </w:t>
+            </w:r>
+            <w:proofErr w:type="spellStart"/>
+            <w:proofErr w:type="gramStart"/>
+            <w:r>
+              <w:t>loadStudents</w:t>
+            </w:r>
+            <w:proofErr w:type="spellEnd"/>
+            <w:r>
+              <w:t>(</w:t>
+            </w:r>
+            <w:proofErr w:type="gramEnd"/>
+            <w:r>
+              <w:t>)</w:t>
+            </w:r>
+          </w:p>
+          <w:p>
+            <w:pPr>
+              <w:pStyle w:val="BodyText"/>
+            </w:pPr>
+            <w:r>
+              <w:t>{</w:t>
+            </w:r>
+          </w:p>
+          <w:p>
+            <w:pPr>
+              <w:pStyle w:val="BodyText"/>
+            </w:pPr>
+            <w:r>
+              <w:t xml:space="preserve">    let </w:t>
+            </w:r>
+            <w:proofErr w:type="spellStart"/>
+            <w:r>
+              <w:t>xhr</w:t>
+            </w:r>
+            <w:proofErr w:type="spellEnd"/>
+            <w:r>
+              <w:t xml:space="preserve"> = new </w:t>
+            </w:r>
+            <w:proofErr w:type="spellStart"/>
+            <w:proofErr w:type="gramStart"/>
+            <w:r>
+              <w:t>XMLHttpRequest</w:t>
+            </w:r>
+            <w:proofErr w:type="spellEnd"/>
+            <w:r>
+              <w:t>(</w:t>
+            </w:r>
+            <w:proofErr w:type="gramEnd"/>
+            <w:r>
+              <w:t>);</w:t>
+            </w:r>
+          </w:p>
+          <w:p>
+            <w:pPr>
+              <w:pStyle w:val="BodyText"/>
+            </w:pPr>
+          </w:p>
+          <w:p>
+            <w:pPr>
+              <w:pStyle w:val="BodyText"/>
+            </w:pPr>
+            <w:r>
+              <w:t xml:space="preserve">    </w:t>
+            </w:r>
+            <w:proofErr w:type="spellStart"/>
+            <w:proofErr w:type="gramStart"/>
+            <w:r>
+              <w:t>xhr.open</w:t>
+            </w:r>
+            <w:proofErr w:type="spellEnd"/>
+            <w:proofErr w:type="gramEnd"/>
+            <w:r>
+              <w:t>("GET", "</w:t>
+            </w:r>
+            <w:proofErr w:type="spellStart"/>
+            <w:proofErr w:type="gramStart"/>
+            <w:r>
+              <w:t>students.json</w:t>
+            </w:r>
+            <w:proofErr w:type="spellEnd"/>
+            <w:proofErr w:type="gramEnd"/>
+            <w:r>
+              <w:t>", true);</w:t>
+            </w:r>
+          </w:p>
+          <w:p>
+            <w:pPr>
+              <w:pStyle w:val="BodyText"/>
+            </w:pPr>
+          </w:p>
+          <w:p>
+            <w:pPr>
+              <w:pStyle w:val="BodyText"/>
+            </w:pPr>
+            <w:r>
+              <w:t xml:space="preserve">    </w:t>
+            </w:r>
+            <w:proofErr w:type="spellStart"/>
+            <w:proofErr w:type="gramStart"/>
+            <w:r>
+              <w:t>xhr.onload</w:t>
+            </w:r>
+            <w:proofErr w:type="spellEnd"/>
+            <w:proofErr w:type="gramEnd"/>
+            <w:r>
+              <w:t xml:space="preserve"> = </w:t>
+            </w:r>
+            <w:proofErr w:type="gramStart"/>
+            <w:r>
+              <w:t>function(</w:t>
+            </w:r>
+            <w:proofErr w:type="gramEnd"/>
+            <w:r>
+              <w:t>)</w:t>
+            </w:r>
+          </w:p>
+          <w:p>
+            <w:pPr>
+              <w:pStyle w:val="BodyText"/>
+            </w:pPr>
+            <w:r>
+              <w:t xml:space="preserve">    {</w:t>
+            </w:r>
+          </w:p>
+          <w:p>
+            <w:pPr>
+              <w:pStyle w:val="BodyText"/>
+            </w:pPr>
+            <w:r>
+              <w:t xml:space="preserve">        let students = </w:t>
+            </w:r>
+            <w:proofErr w:type="spellStart"/>
+            <w:r>
+              <w:t>JSON.parse</w:t>
+            </w:r>
+            <w:proofErr w:type="spellEnd"/>
+            <w:r>
+              <w:t>(</w:t>
+            </w:r>
+            <w:proofErr w:type="spellStart"/>
+            <w:proofErr w:type="gramStart"/>
+            <w:r>
+              <w:t>xhr.responseText</w:t>
+            </w:r>
+            <w:proofErr w:type="spellEnd"/>
+            <w:proofErr w:type="gramEnd"/>
+            <w:r>
+              <w:t>);</w:t>
+            </w:r>
+          </w:p>
+          <w:p>
+            <w:pPr>
+              <w:pStyle w:val="BodyText"/>
+            </w:pPr>
+          </w:p>
+          <w:p>
+            <w:pPr>
+              <w:pStyle w:val="BodyText"/>
+            </w:pPr>
+            <w:r>
+              <w:t xml:space="preserve">        let output = "";</w:t>
+            </w:r>
+          </w:p>
+          <w:p>
+            <w:pPr>
+              <w:pStyle w:val="BodyText"/>
+            </w:pPr>
+          </w:p>
+          <w:p>
+            <w:pPr>
+              <w:pStyle w:val="BodyText"/>
+            </w:pPr>
+            <w:r>
+              <w:t xml:space="preserve">        for (let </w:t>
+            </w:r>
+            <w:proofErr w:type="spellStart"/>
+            <w:r>
+              <w:t>i</w:t>
+            </w:r>
+            <w:proofErr w:type="spellEnd"/>
+            <w:r>
+              <w:t xml:space="preserve"> in students)</w:t>
+            </w:r>
+          </w:p>
+          <w:p>
+            <w:pPr>
+              <w:pStyle w:val="BodyText"/>
+            </w:pPr>
+            <w:r>
+              <w:t xml:space="preserve">        {</w:t>
+            </w:r>
+          </w:p>
+          <w:p>
+            <w:pPr>
+              <w:pStyle w:val="BodyText"/>
+            </w:pPr>
+            <w:r>
+              <w:t xml:space="preserve">            output += "&lt;li&gt;" + students[</w:t>
+            </w:r>
+            <w:proofErr w:type="spellStart"/>
+            <w:r>
+              <w:t>i</w:t>
+            </w:r>
+            <w:proofErr w:type="spellEnd"/>
+            <w:r>
+              <w:t xml:space="preserve">].name + </w:t>
+            </w:r>
+          </w:p>
+          <w:p>
+            <w:pPr>
+              <w:pStyle w:val="BodyText"/>
+            </w:pPr>
+            <w:r>
+              <w:t xml:space="preserve">                   </w:t>
+            </w:r>
+          </w:p>
+          <w:p>
+            <w:pPr>
+              <w:pStyle w:val="BodyText"/>
+            </w:pPr>
+            <w:r>
+              <w:lastRenderedPageBreak/>
+              <w:t xml:space="preserve">          </w:t>
+            </w:r>
+            <w:r>
+              <w:t xml:space="preserve">   " - " + students[</w:t>
+            </w:r>
+            <w:proofErr w:type="spellStart"/>
+            <w:r>
+              <w:t>i</w:t>
+            </w:r>
+            <w:proofErr w:type="spellEnd"/>
+            <w:proofErr w:type="gramStart"/>
+            <w:r>
+              <w:t>].course</w:t>
+            </w:r>
+            <w:proofErr w:type="gramEnd"/>
+            <w:r>
+              <w:t xml:space="preserve"> + </w:t>
+            </w:r>
+          </w:p>
+          <w:p>
+            <w:pPr>
+              <w:pStyle w:val="BodyText"/>
+            </w:pPr>
+            <w:r>
+              <w:t xml:space="preserve">                      " - " + students[</w:t>
+            </w:r>
+            <w:proofErr w:type="spellStart"/>
+            <w:r>
+              <w:t>i</w:t>
+            </w:r>
+            <w:proofErr w:type="spellEnd"/>
+            <w:proofErr w:type="gramStart"/>
+            <w:r>
+              <w:t>].mark</w:t>
+            </w:r>
+            <w:proofErr w:type="gramEnd"/>
+            <w:r>
+              <w:t xml:space="preserve"> + </w:t>
+            </w:r>
+          </w:p>
+          <w:p>
+            <w:pPr>
+              <w:pStyle w:val="BodyText"/>
+            </w:pPr>
+            <w:r>
+              <w:t xml:space="preserve">                      "&lt;/li&gt;";</w:t>
+            </w:r>
+          </w:p>
+          <w:p>
+            <w:pPr>
+              <w:pStyle w:val="BodyText"/>
+            </w:pPr>
+            <w:r>
+              <w:t xml:space="preserve">        }</w:t>
+            </w:r>
+          </w:p>
+          <w:p>
+            <w:pPr>
+              <w:pStyle w:val="BodyText"/>
+            </w:pPr>
+          </w:p>
+          <w:p>
+            <w:pPr>
+              <w:pStyle w:val="BodyText"/>
+            </w:pPr>
+            <w:r>
+              <w:t xml:space="preserve">        </w:t>
+            </w:r>
+            <w:proofErr w:type="spellStart"/>
+            <w:proofErr w:type="gramStart"/>
+            <w:r>
+              <w:t>document.getElementById</w:t>
+            </w:r>
+            <w:proofErr w:type="spellEnd"/>
+            <w:proofErr w:type="gramEnd"/>
+            <w:r>
+              <w:t>("result"</w:t>
+            </w:r>
+            <w:proofErr w:type="gramStart"/>
+            <w:r>
+              <w:t>).</w:t>
+            </w:r>
+            <w:proofErr w:type="spellStart"/>
+            <w:r>
+              <w:t>innerHTML</w:t>
+            </w:r>
+            <w:proofErr w:type="spellEnd"/>
+            <w:proofErr w:type="gramEnd"/>
+            <w:r>
+              <w:t xml:space="preserve"> = output;</w:t>
+            </w:r>
+          </w:p>
+          <w:p>
+            <w:pPr>
+              <w:pStyle w:val="BodyText"/>
+            </w:pPr>
+            <w:r>
+              <w:t xml:space="preserve">    };</w:t>
+            </w:r>
+          </w:p>
+          <w:p>
+            <w:pPr>
+              <w:pStyle w:val="BodyText"/>
+            </w:pPr>
+          </w:p>
+          <w:p>
+            <w:pPr>
+              <w:pStyle w:val="BodyText"/>
+            </w:pPr>
+            <w:r>
+              <w:t xml:space="preserve">    </w:t>
+            </w:r>
+            <w:proofErr w:type="spellStart"/>
+            <w:proofErr w:type="gramStart"/>
+            <w:r>
+              <w:t>xhr.send</w:t>
+            </w:r>
+            <w:proofErr w:type="spellEnd"/>
+            <w:proofErr w:type="gramEnd"/>
+            <w:r>
+              <w:t>();</w:t>
+            </w:r>
+          </w:p>
+          <w:p>
+            <w:pPr>
+              <w:pStyle w:val="BodyText"/>
+            </w:pPr>
+            <w:r>
+              <w:t>}</w:t>
+            </w:r>
+          </w:p>
+          <w:p>
+            <w:pPr>
+              <w:pStyle w:val="BodyText"/>
+            </w:pPr>
+          </w:p>
+          <w:p>
+            <w:pPr>
+              <w:pStyle w:val="BodyText"/>
+            </w:pPr>
+            <w:r>
+              <w:t>&lt;/script&gt;</w:t>
+            </w:r>
+          </w:p>
+          <w:p>
+            <w:pPr>
+              <w:pStyle w:val="BodyText"/>
+            </w:pPr>
+          </w:p>
+          <w:p>
+            <w:pPr>
+              <w:pStyle w:val="BodyText"/>
+            </w:pPr>
+            <w:r>
+              <w:t>&lt;/body&gt;</w:t>
+            </w:r>
+          </w:p>
+          <w:p>
+            <w:pPr>
+              <w:pStyle w:val="BodyText"/>
+            </w:pPr>
+            <w:r>
+              <w:t>&lt;/html&gt;</w:t>
+            </w:r>
+          </w:p>
+          <w:p>
+            <w:pPr>
+              <w:pStyle w:val="BodyText"/>
+            </w:pPr>
+          </w:p>
+          <w:p>
+            <w:pPr>
+              <w:pStyle w:val="BodyText"/>
+              <w:rPr>
+                <w:b/>
+                <w:bCs/>
+                <w:sz w:val="28"/>
+                <w:szCs w:val="28"/>
+              </w:rPr>
+            </w:pPr>
+            <w:r>
+              <w:rPr>
+                <w:b/>
+                <w:bCs/>
+                <w:sz w:val="28"/>
+                <w:szCs w:val="28"/>
+              </w:rPr>
+              <w:t xml:space="preserve">    </w:t>
+            </w:r>
+          </w:p>
+          <w:p>
+            <w:pPr>
+              <w:pStyle w:val="BodyText"/>
+              <w:rPr>
+                <w:b/>
+                <w:bCs/>
+                <w:sz w:val="28"/>
+                <w:szCs w:val="28"/>
+              </w:rPr>
+            </w:pPr>
+          </w:p>
+          <w:p>
+            <w:pPr>
+              <w:pStyle w:val="BodyText"/>
+              <w:rPr>
+                <w:b/>
+                <w:bCs/>
+                <w:sz w:val="28"/>
+                <w:szCs w:val="28"/>
+              </w:rPr>
+            </w:pPr>
+            <w:r>
+              <w:rPr>
+                <w:b/>
+                <w:bCs/>
+                <w:sz w:val="28"/>
+                <w:szCs w:val="28"/>
+              </w:rPr>
+              <w:t xml:space="preserve">  </w:t>
+            </w:r>
+            <w:r>
+              <w:rPr>
+                <w:b/>
+                <w:bCs/>
+                <w:sz w:val="28"/>
+                <w:szCs w:val="28"/>
+              </w:rPr>
+              <w:t xml:space="preserve"> </w:t>
+            </w:r>
+            <w:r>
+              <w:t xml:space="preserve">  </w:t>
+            </w:r>
+            <w:r>
+              <w:rPr>
+                <w:b/>
+                <w:bCs/>
+                <w:sz w:val="28"/>
+                <w:szCs w:val="28"/>
+              </w:rPr>
+              <w:t xml:space="preserve"> </w:t>
+            </w:r>
+            <w:proofErr w:type="spellStart"/>
+            <w:proofErr w:type="gramStart"/>
+            <w:r>
+              <w:rPr>
+                <w:b/>
+                <w:bCs/>
+                <w:sz w:val="28"/>
+                <w:szCs w:val="28"/>
+              </w:rPr>
+              <w:t>s</w:t>
+            </w:r>
+            <w:r>
+              <w:rPr>
+                <w:b/>
+                <w:bCs/>
+                <w:sz w:val="28"/>
+                <w:szCs w:val="28"/>
+              </w:rPr>
+              <w:t>tudents.json</w:t>
+            </w:r>
+            <w:proofErr w:type="spellEnd"/>
+            <w:proofErr w:type="gramEnd"/>
+          </w:p>
+          <w:p>
+            <w:pPr>
+              <w:pStyle w:val="BodyText"/>
+            </w:pPr>
+          </w:p>
+          <w:p>
+            <w:pPr>
+              <w:pStyle w:val="BodyText"/>
+            </w:pPr>
+            <w:r>
+              <w:t>[</w:t>
+            </w:r>
+          </w:p>
+          <w:p>
+            <w:pPr>
+              <w:pStyle w:val="BodyText"/>
+            </w:pPr>
+            <w:r>
+              <w:t xml:space="preserve">    {"name": "Arun", "course": "BCA", "mark": 85},</w:t>
+            </w:r>
+          </w:p>
+          <w:p>
+            <w:pPr>
+              <w:pStyle w:val="BodyText"/>
+            </w:pPr>
+            <w:r>
+              <w:t xml:space="preserve">    {"name": "Meera", "course": "BCA", "mark": 91},</w:t>
+            </w:r>
+          </w:p>
+          <w:p>
+            <w:pPr>
+              <w:pStyle w:val="BodyText"/>
+            </w:pPr>
+            <w:r>
+              <w:t xml:space="preserve">    {"name": "Rahul", "course": "BCA", "mark": 78},</w:t>
+            </w:r>
+          </w:p>
+          <w:p>
+            <w:pPr>
+              <w:pStyle w:val="BodyText"/>
+            </w:pPr>
+            <w:r>
+              <w:t xml:space="preserve">    {"name": "Anjali", "course": "BCA", "mark": 88}</w:t>
+            </w:r>
+          </w:p>
+          <w:p>
+            <w:pPr>
+              <w:pStyle w:val="BodyText"/>
+            </w:pPr>
+            <w:r>
+              <w:t>]</w:t>
+            </w:r>
+          </w:p>
+          <w:p>
+            <w:pPr>
+              <w:pStyle w:val="BodyText"/>
+            </w:pPr>
+          </w:p>
+          <w:p>
+            <w:pPr>
+              <w:pStyle w:val="BodyText"/>
+              <w:rPr>
+                <w:b/>
+                <w:bCs/>
+                <w:sz w:val="28"/>
+                <w:szCs w:val="28"/>
+              </w:rPr>
+            </w:pPr>
+            <w:r>
+              <w:rPr>
+                <w:b/>
+                <w:bCs/>
+                <w:sz w:val="28"/>
+                <w:szCs w:val="28"/>
+              </w:rPr>
+              <w:t xml:space="preserve">         </w:t>
+            </w:r>
+          </w:p>
+          <w:p>
+            <w:pPr>
+              <w:pStyle w:val="BodyText"/>
+              <w:rPr>
+                <w:b/>
+                <w:bCs/>
+                <w:sz w:val="28"/>
+                <w:szCs w:val="28"/>
+              </w:rPr>
+            </w:pPr>
+          </w:p>
+          <w:p>
+            <w:pPr>
+              <w:pStyle w:val="BodyText"/>
+              <w:rPr>
+                <w:b/>
+                <w:bCs/>
+                <w:sz w:val="28"/>
+                <w:szCs w:val="28"/>
+              </w:rPr>
+            </w:pPr>
+          </w:p>
+          <w:p>
+            <w:pPr>
+              <w:pStyle w:val="BodyText"/>
+              <w:rPr>
+                <w:b/>
+                <w:bCs/>
+                <w:sz w:val="28"/>
+                <w:szCs w:val="28"/>
+              </w:rPr>
+            </w:pPr>
+            <w:r>
+              <w:rPr>
+                <w:b/>
+                <w:bCs/>
+                <w:sz w:val="28"/>
+                <w:szCs w:val="28"/>
+              </w:rPr>
+              <w:t xml:space="preserve">        </w:t>
+            </w:r>
+            <w:r>
+              <w:rPr>
+                <w:b/>
+                <w:bCs/>
+                <w:sz w:val="28"/>
+                <w:szCs w:val="28"/>
+              </w:rPr>
+              <w:t xml:space="preserve"> </w:t>
+            </w:r>
+            <w:r>
+              <w:rPr>
+                <w:b/>
+                <w:bCs/>
+                <w:sz w:val="28"/>
+                <w:szCs w:val="28"/>
+              </w:rPr>
+              <w:t>g</w:t>
+            </w:r>
+            <w:r>
+              <w:rPr>
+                <w:b/>
+                <w:bCs/>
+                <w:sz w:val="28"/>
+                <w:szCs w:val="28"/>
+              </w:rPr>
+              <w:t>reet.php.txt</w:t>
+            </w:r>
+          </w:p>
+          <w:p>
+            <w:pPr>
+              <w:pStyle w:val="BodyText"/>
+            </w:pPr>
+          </w:p>
+          <w:p>
+            <w:pPr>
+              <w:pStyle w:val="BodyText"/>
+            </w:pPr>
+            <w:r>
+              <w:t>&lt;?</w:t>
+            </w:r>
+            <w:proofErr w:type="spellStart"/>
+            <w:r>
+              <w:t>php</w:t>
+            </w:r>
+            <w:proofErr w:type="spellEnd"/>
+          </w:p>
+          <w:p>
+            <w:pPr>
+              <w:pStyle w:val="BodyText"/>
+            </w:pPr>
+          </w:p>
+          <w:p>
+            <w:pPr>
+              <w:pStyle w:val="BodyText"/>
+            </w:pPr>
+            <w:r>
+              <w:t>$name = $_POST['username'];</w:t>
+            </w:r>
+          </w:p>
+          <w:p>
+            <w:pPr>
+              <w:pStyle w:val="BodyText"/>
+            </w:pPr>
+          </w:p>
+          <w:p>
+            <w:pPr>
+              <w:pStyle w:val="BodyText"/>
+            </w:pPr>
+            <w:r>
+              <w:t xml:space="preserve">echo "Hello, </w:t>
+            </w:r>
+            <w:proofErr w:type="gramStart"/>
+            <w:r>
+              <w:t>" .</w:t>
+            </w:r>
+            <w:proofErr w:type="gramEnd"/>
+            <w:r>
+              <w:t xml:space="preserve"> $name;</w:t>
+            </w:r>
+          </w:p>
+          <w:p>
+            <w:pPr>
+              <w:pStyle w:val="BodyText"/>
+            </w:pPr>
+          </w:p>
+          <w:p>
+            <w:pPr>
+              <w:pStyle w:val="BodyText"/>
+            </w:pPr>
+            <w:r>
+              <w:t>?&gt;</w:t>
+            </w:r>
+          </w:p>
+          <w:p>
+            <w:pPr>
+              <w:pStyle w:val="BodyText"/>
+            </w:pPr>
+          </w:p>
+          <w:p>
+            <w:pPr>
+              <w:pStyle w:val="BodyText"/>
+            </w:pPr>
+          </w:p>
+          <w:p>
+            <w:pPr>
+              <w:pStyle w:val="BodyText"/>
             </w:pPr>
           </w:p>
         </w:tc>
@@ -41183,7 +42546,940 @@
         </w:rPr>
       </w:pPr>
     </w:p>
+    <w:p>
+      <w:pPr>
+        <w:pStyle w:val="ListParagraph"/>
+        <w:rPr>
+          <w:sz w:val="16"/>
+        </w:rPr>
+      </w:pPr>
+    </w:p>
+    <w:p>
+      <w:pPr>
+        <w:pStyle w:val="ListParagraph"/>
+        <w:rPr>
+          <w:rFonts w:ascii="Arial"/>
+          <w:b/>
+          <w:spacing w:val="-2"/>
+          <w:sz w:val="28"/>
+        </w:rPr>
+      </w:pPr>
+      <w:r>
+        <w:rPr>
+          <w:sz w:val="16"/>
+        </w:rPr>
+        <w:t xml:space="preserve">        </w:t>
+      </w:r>
+      <w:r>
+        <w:rPr>
+          <w:rFonts w:ascii="Arial"/>
+          <w:b/>
+          <w:spacing w:val="-2"/>
+          <w:sz w:val="28"/>
+        </w:rPr>
+        <w:t xml:space="preserve"> Output</w:t>
+      </w:r>
+    </w:p>
+    <w:p>
+      <w:pPr>
+        <w:pStyle w:val="ListParagraph"/>
+        <w:rPr>
+          <w:sz w:val="16"/>
+        </w:rPr>
+      </w:pPr>
+    </w:p>
+    <w:p>
+      <w:pPr>
+        <w:pStyle w:val="ListParagraph"/>
+        <w:rPr>
+          <w:sz w:val="16"/>
+        </w:rPr>
+      </w:pPr>
+      <w:r>
+        <w:rPr>
+          <w:sz w:val="16"/>
+        </w:rPr>
+        <w:t xml:space="preserve">      </w:t>
+      </w:r>
+    </w:p>
+    <w:p>
+      <w:pPr>
+        <w:pStyle w:val="ListParagraph"/>
+        <w:rPr>
+          <w:sz w:val="16"/>
+        </w:rPr>
+      </w:pPr>
+      <w:r>
+        <w:rPr>
+          <w:sz w:val="16"/>
+        </w:rPr>
+        <w:t xml:space="preserve">           </w:t>
+      </w:r>
+    </w:p>
+    <w:p>
+      <w:pPr>
+        <w:rPr>
+          <w:sz w:val="16"/>
+        </w:rPr>
+      </w:pPr>
+      <w:r>
+        <w:rPr>
+          <w:noProof/>
+          <w:sz w:val="16"/>
+        </w:rPr>
+        <w:drawing>
+          <wp:inline distT="0" distB="0" distL="0" distR="0" wp14:anchorId="5D1DBF92" wp14:editId="306DF2E9">
+            <wp:extent cx="5301615" cy="3028950"/>
+            <wp:effectExtent l="0" t="0" r="0" b="0"/>
+            <wp:docPr id="312195664" name="Picture 28"/>
+            <wp:cNvGraphicFramePr>
+              <a:graphicFrameLocks xmlns:a="http://schemas.openxmlformats.org/drawingml/2006/main" noChangeAspect="1"/>
+            </wp:cNvGraphicFramePr>
+            <a:graphic xmlns:a="http://schemas.openxmlformats.org/drawingml/2006/main">
+              <a:graphicData uri="http://schemas.openxmlformats.org/drawingml/2006/picture">
+                <pic:pic xmlns:pic="http://schemas.openxmlformats.org/drawingml/2006/picture">
+                  <pic:nvPicPr>
+                    <pic:cNvPr id="312195664" name="Picture 312195664"/>
+                    <pic:cNvPicPr/>
+                  </pic:nvPicPr>
+                  <pic:blipFill>
+                    <a:blip r:embed="rId24">
+                      <a:extLst>
+                        <a:ext uri="{28A0092B-C50C-407E-A947-70E740481C1C}">
+                          <a14:useLocalDpi xmlns:a14="http://schemas.microsoft.com/office/drawing/2010/main" val="0"/>
+                        </a:ext>
+                      </a:extLst>
+                    </a:blip>
+                    <a:stretch>
+                      <a:fillRect/>
+                    </a:stretch>
+                  </pic:blipFill>
+                  <pic:spPr>
+                    <a:xfrm>
+                      <a:off x="0" y="0"/>
+                      <a:ext cx="5301615" cy="3028950"/>
+                    </a:xfrm>
+                    <a:prstGeom prst="rect">
+                      <a:avLst/>
+                    </a:prstGeom>
+                  </pic:spPr>
+                </pic:pic>
+              </a:graphicData>
+            </a:graphic>
+          </wp:inline>
+        </w:drawing>
+      </w:r>
+      <w:r>
+        <w:rPr>
+          <w:sz w:val="16"/>
+        </w:rPr>
+        <w:br w:type="page"/>
+      </w:r>
+    </w:p>
+    <w:p>
+      <w:pPr>
+        <w:pStyle w:val="ListParagraph"/>
+        <w:rPr>
+          <w:sz w:val="16"/>
+        </w:rPr>
+      </w:pPr>
+      <w:r>
+        <w:rPr>
+          <w:sz w:val="16"/>
+        </w:rPr>
+        <w:lastRenderedPageBreak/>
+        <w:t xml:space="preserve"> </w:t>
+      </w:r>
+    </w:p>
+    <w:p>
+      <w:pPr>
+        <w:pStyle w:val="Heading1"/>
+        <w:spacing w:before="68"/>
+        <w:ind w:right="553"/>
+      </w:pPr>
+      <w:r>
+        <w:t>Program</w:t>
+      </w:r>
+      <w:r>
+        <w:rPr>
+          <w:spacing w:val="-16"/>
+        </w:rPr>
+        <w:t xml:space="preserve"> </w:t>
+      </w:r>
+      <w:r>
+        <w:rPr>
+          <w:spacing w:val="-10"/>
+        </w:rPr>
+        <w:t>13</w:t>
+      </w:r>
+    </w:p>
+    <w:p>
+      <w:pPr>
+        <w:spacing w:before="38"/>
+        <w:ind w:left="1543"/>
+        <w:rPr>
+          <w:rFonts w:ascii="Arial"/>
+          <w:b/>
+          <w:sz w:val="24"/>
+        </w:rPr>
+      </w:pPr>
+      <w:r>
+        <w:rPr>
+          <w:rFonts w:ascii="Arial"/>
+          <w:b/>
+          <w:spacing w:val="-2"/>
+          <w:sz w:val="24"/>
+        </w:rPr>
+        <w:t>Create a web page using Frame with rows and columns where we will have header file, left frame, right frame, and status bar frame. On clicking in the left frame, information should be displayed in the right frame.</w:t>
+      </w:r>
+    </w:p>
+    <w:p>
+      <w:pPr>
+        <w:pStyle w:val="BodyText"/>
+        <w:spacing w:before="205"/>
+        <w:rPr>
+          <w:rFonts w:ascii="Arial"/>
+          <w:b/>
+          <w:sz w:val="24"/>
+        </w:rPr>
+      </w:pPr>
+    </w:p>
+    <w:p>
+      <w:pPr>
+        <w:ind w:left="360"/>
+        <w:rPr>
+          <w:spacing w:val="-4"/>
+          <w:sz w:val="24"/>
+        </w:rPr>
+      </w:pPr>
+      <w:r>
+        <w:rPr>
+          <w:rFonts w:ascii="Arial"/>
+          <w:b/>
+          <w:spacing w:val="-4"/>
+          <w:sz w:val="28"/>
+        </w:rPr>
+        <w:t>Aim</w:t>
+      </w:r>
+      <w:r>
+        <w:rPr>
+          <w:spacing w:val="-4"/>
+          <w:sz w:val="24"/>
+        </w:rPr>
+        <w:t>.</w:t>
+      </w:r>
+    </w:p>
+    <w:p>
+      <w:pPr>
+        <w:pStyle w:val="BodyText"/>
+      </w:pPr>
+    </w:p>
+    <w:p>
+      <w:r>
+        <w:t xml:space="preserve">Create a web page using Frame with rows and columns where we will have header file, left </w:t>
+      </w:r>
+      <w:proofErr w:type="gramStart"/>
+      <w:r>
+        <w:t xml:space="preserve">frame, </w:t>
+      </w:r>
+      <w:r>
+        <w:t xml:space="preserve">  </w:t>
+      </w:r>
+      <w:proofErr w:type="gramEnd"/>
+      <w:r>
+        <w:t xml:space="preserve">  </w:t>
+      </w:r>
+      <w:r>
+        <w:t xml:space="preserve">right frame, and status bar frame. On clicking in the left frame, information should be displayed in the </w:t>
+      </w:r>
+      <w:r>
+        <w:t xml:space="preserve">  </w:t>
+      </w:r>
+      <w:r>
+        <w:t>right frame.</w:t>
+      </w:r>
+    </w:p>
+    <w:p>
+      <w:pPr>
+        <w:pStyle w:val="BodyText"/>
+        <w:spacing w:before="205"/>
+        <w:rPr>
+          <w:rFonts w:ascii="Arial"/>
+          <w:b/>
+          <w:sz w:val="24"/>
+        </w:rPr>
+      </w:pPr>
+    </w:p>
+    <w:p>
+      <w:pPr>
+        <w:ind w:left="360"/>
+        <w:rPr>
+          <w:rFonts w:ascii="Arial"/>
+          <w:b/>
+          <w:spacing w:val="-2"/>
+          <w:sz w:val="28"/>
+        </w:rPr>
+      </w:pPr>
+      <w:r>
+        <w:rPr>
+          <w:rFonts w:ascii="Arial"/>
+          <w:b/>
+          <w:spacing w:val="-2"/>
+          <w:sz w:val="28"/>
+        </w:rPr>
+        <w:t>Program</w:t>
+      </w:r>
+    </w:p>
+    <w:p>
+      <w:pPr>
+        <w:ind w:left="360"/>
+        <w:rPr>
+          <w:sz w:val="24"/>
+        </w:rPr>
+      </w:pPr>
+    </w:p>
+    <w:tbl>
+      <w:tblPr>
+        <w:tblW w:w="0" w:type="auto"/>
+        <w:tblInd w:w="279" w:type="dxa"/>
+        <w:tblBorders>
+          <w:top w:val="single" w:sz="4" w:space="0" w:color="auto"/>
+          <w:left w:val="single" w:sz="4" w:space="0" w:color="auto"/>
+          <w:bottom w:val="single" w:sz="4" w:space="0" w:color="auto"/>
+          <w:right w:val="single" w:sz="4" w:space="0" w:color="auto"/>
+          <w:insideH w:val="single" w:sz="4" w:space="0" w:color="auto"/>
+          <w:insideV w:val="single" w:sz="4" w:space="0" w:color="auto"/>
+        </w:tblBorders>
+        <w:tblLook w:val="0000" w:firstRow="0" w:lastRow="0" w:firstColumn="0" w:lastColumn="0" w:noHBand="0" w:noVBand="0"/>
+      </w:tblPr>
+      <w:tblGrid>
+        <w:gridCol w:w="9497"/>
+      </w:tblGrid>
+      <w:tr>
+        <w:tblPrEx>
+          <w:tblCellMar>
+            <w:top w:w="0" w:type="dxa"/>
+            <w:bottom w:w="0" w:type="dxa"/>
+          </w:tblCellMar>
+        </w:tblPrEx>
+        <w:trPr>
+          <w:trHeight w:val="5093"/>
+        </w:trPr>
+        <w:tc>
+          <w:tcPr>
+            <w:tcW w:w="9497" w:type="dxa"/>
+          </w:tcPr>
+          <w:p>
+            <w:pPr>
+              <w:pStyle w:val="BodyText"/>
+            </w:pPr>
+          </w:p>
+          <w:p>
+            <w:pPr>
+              <w:pStyle w:val="BodyText"/>
+              <w:rPr>
+                <w:b/>
+                <w:bCs/>
+                <w:sz w:val="28"/>
+                <w:szCs w:val="28"/>
+              </w:rPr>
+            </w:pPr>
+            <w:r>
+              <w:rPr>
+                <w:b/>
+                <w:bCs/>
+                <w:sz w:val="28"/>
+                <w:szCs w:val="28"/>
+              </w:rPr>
+              <w:t xml:space="preserve">         frame.html</w:t>
+            </w:r>
+          </w:p>
+          <w:p>
+            <w:pPr>
+              <w:pStyle w:val="BodyText"/>
+              <w:rPr>
+                <w:b/>
+                <w:bCs/>
+                <w:sz w:val="28"/>
+                <w:szCs w:val="28"/>
+              </w:rPr>
+            </w:pPr>
+          </w:p>
+          <w:p>
+            <w:pPr>
+              <w:pStyle w:val="BodyText"/>
+            </w:pPr>
+            <w:r>
+              <w:t>&lt;!DOCTYPE html&gt;</w:t>
+            </w:r>
+          </w:p>
+          <w:p>
+            <w:pPr>
+              <w:pStyle w:val="BodyText"/>
+            </w:pPr>
+            <w:r>
+              <w:t>&lt;html&gt;</w:t>
+            </w:r>
+          </w:p>
+          <w:p>
+            <w:pPr>
+              <w:pStyle w:val="BodyText"/>
+            </w:pPr>
+            <w:r>
+              <w:t>&lt;head&gt;</w:t>
+            </w:r>
+          </w:p>
+          <w:p>
+            <w:pPr>
+              <w:pStyle w:val="BodyText"/>
+            </w:pPr>
+            <w:r>
+              <w:tab/>
+              <w:t>&lt;title&gt;Frame&lt;/title&gt;</w:t>
+            </w:r>
+          </w:p>
+          <w:p>
+            <w:pPr>
+              <w:pStyle w:val="BodyText"/>
+            </w:pPr>
+            <w:r>
+              <w:t>&lt;/head&gt;</w:t>
+            </w:r>
+          </w:p>
+          <w:p>
+            <w:pPr>
+              <w:pStyle w:val="BodyText"/>
+            </w:pPr>
+            <w:r>
+              <w:t>&lt;frameset rows="10%,90%"&gt;</w:t>
+            </w:r>
+          </w:p>
+          <w:p>
+            <w:pPr>
+              <w:pStyle w:val="BodyText"/>
+            </w:pPr>
+            <w:r>
+              <w:tab/>
+              <w:t xml:space="preserve">&lt;frame </w:t>
+            </w:r>
+            <w:proofErr w:type="spellStart"/>
+            <w:r>
+              <w:t>src</w:t>
+            </w:r>
+            <w:proofErr w:type="spellEnd"/>
+            <w:r>
+              <w:t>="headerfile.html" name="header"&gt;</w:t>
+            </w:r>
+          </w:p>
+          <w:p>
+            <w:pPr>
+              <w:pStyle w:val="BodyText"/>
+            </w:pPr>
+            <w:r>
+              <w:tab/>
+              <w:t>&lt;frameset cols="30%,70%"&gt;</w:t>
+            </w:r>
+          </w:p>
+          <w:p>
+            <w:pPr>
+              <w:pStyle w:val="BodyText"/>
+            </w:pPr>
+            <w:r>
+              <w:tab/>
+            </w:r>
+            <w:r>
+              <w:tab/>
+              <w:t xml:space="preserve">&lt;frame </w:t>
+            </w:r>
+            <w:proofErr w:type="spellStart"/>
+            <w:r>
+              <w:t>src</w:t>
+            </w:r>
+            <w:proofErr w:type="spellEnd"/>
+            <w:r>
+              <w:t>="left.html" name="left"&gt;</w:t>
+            </w:r>
+          </w:p>
+          <w:p>
+            <w:pPr>
+              <w:pStyle w:val="BodyText"/>
+            </w:pPr>
+            <w:r>
+              <w:tab/>
+            </w:r>
+            <w:r>
+              <w:tab/>
+              <w:t xml:space="preserve">&lt;frame </w:t>
+            </w:r>
+            <w:proofErr w:type="spellStart"/>
+            <w:r>
+              <w:t>src</w:t>
+            </w:r>
+            <w:proofErr w:type="spellEnd"/>
+            <w:r>
+              <w:t>="" name="right"&gt;</w:t>
+            </w:r>
+          </w:p>
+          <w:p>
+            <w:pPr>
+              <w:pStyle w:val="BodyText"/>
+            </w:pPr>
+          </w:p>
+          <w:p>
+            <w:pPr>
+              <w:pStyle w:val="BodyText"/>
+            </w:pPr>
+            <w:r>
+              <w:t>&lt;/frameset&gt;</w:t>
+            </w:r>
+          </w:p>
+          <w:p>
+            <w:pPr>
+              <w:pStyle w:val="BodyText"/>
+            </w:pPr>
+            <w:r>
+              <w:t>&lt;body&gt;</w:t>
+            </w:r>
+          </w:p>
+          <w:p>
+            <w:pPr>
+              <w:pStyle w:val="BodyText"/>
+            </w:pPr>
+          </w:p>
+          <w:p>
+            <w:pPr>
+              <w:pStyle w:val="BodyText"/>
+            </w:pPr>
+          </w:p>
+          <w:p>
+            <w:pPr>
+              <w:pStyle w:val="BodyText"/>
+            </w:pPr>
+            <w:r>
+              <w:t>&lt;/body&gt;</w:t>
+            </w:r>
+          </w:p>
+          <w:p>
+            <w:pPr>
+              <w:pStyle w:val="BodyText"/>
+            </w:pPr>
+            <w:r>
+              <w:t>&lt;/html&gt;</w:t>
+            </w:r>
+          </w:p>
+          <w:p>
+            <w:pPr>
+              <w:pStyle w:val="BodyText"/>
+            </w:pPr>
+          </w:p>
+          <w:p>
+            <w:pPr>
+              <w:pStyle w:val="BodyText"/>
+            </w:pPr>
+          </w:p>
+          <w:p>
+            <w:pPr>
+              <w:pStyle w:val="BodyText"/>
+              <w:rPr>
+                <w:b/>
+                <w:bCs/>
+                <w:sz w:val="28"/>
+                <w:szCs w:val="28"/>
+              </w:rPr>
+            </w:pPr>
+            <w:r>
+              <w:rPr>
+                <w:b/>
+                <w:bCs/>
+                <w:sz w:val="28"/>
+                <w:szCs w:val="28"/>
+              </w:rPr>
+              <w:t xml:space="preserve">          headerfile.html</w:t>
+            </w:r>
+          </w:p>
+          <w:p>
+            <w:pPr>
+              <w:pStyle w:val="BodyText"/>
+            </w:pPr>
+          </w:p>
+          <w:p>
+            <w:pPr>
+              <w:pStyle w:val="BodyText"/>
+            </w:pPr>
+            <w:r>
+              <w:t>&lt;!DOCTYPE html&gt;</w:t>
+            </w:r>
+          </w:p>
+          <w:p>
+            <w:pPr>
+              <w:pStyle w:val="BodyText"/>
+            </w:pPr>
+            <w:r>
+              <w:t>&lt;html&gt;</w:t>
+            </w:r>
+          </w:p>
+          <w:p>
+            <w:pPr>
+              <w:pStyle w:val="BodyText"/>
+            </w:pPr>
+            <w:r>
+              <w:t>&lt;head&gt;</w:t>
+            </w:r>
+          </w:p>
+          <w:p>
+            <w:pPr>
+              <w:pStyle w:val="BodyText"/>
+            </w:pPr>
+            <w:r>
+              <w:tab/>
+              <w:t>&lt;title&gt;header&lt;/title&gt;</w:t>
+            </w:r>
+          </w:p>
+          <w:p>
+            <w:pPr>
+              <w:pStyle w:val="BodyText"/>
+            </w:pPr>
+          </w:p>
+          <w:p>
+            <w:pPr>
+              <w:pStyle w:val="BodyText"/>
+            </w:pPr>
+            <w:r>
+              <w:t>&lt;/head&gt;</w:t>
+            </w:r>
+          </w:p>
+          <w:p>
+            <w:pPr>
+              <w:pStyle w:val="BodyText"/>
+            </w:pPr>
+            <w:r>
+              <w:t>&lt;body&gt;</w:t>
+            </w:r>
+          </w:p>
+          <w:p>
+            <w:pPr>
+              <w:pStyle w:val="BodyText"/>
+            </w:pPr>
+          </w:p>
+          <w:p>
+            <w:pPr>
+              <w:pStyle w:val="BodyText"/>
+            </w:pPr>
+            <w:r>
+              <w:lastRenderedPageBreak/>
+              <w:t xml:space="preserve">&lt;h2 align="center"&gt;St George's College </w:t>
+            </w:r>
+            <w:proofErr w:type="spellStart"/>
+            <w:r>
+              <w:t>Aruvithura</w:t>
+            </w:r>
+            <w:proofErr w:type="spellEnd"/>
+            <w:r>
+              <w:t>&lt;/h2&gt;</w:t>
+            </w:r>
+          </w:p>
+          <w:p>
+            <w:pPr>
+              <w:pStyle w:val="BodyText"/>
+            </w:pPr>
+            <w:r>
+              <w:t>&lt;/body&gt;</w:t>
+            </w:r>
+          </w:p>
+          <w:p>
+            <w:pPr>
+              <w:pStyle w:val="BodyText"/>
+            </w:pPr>
+            <w:r>
+              <w:t>&lt;/html&gt;</w:t>
+            </w:r>
+          </w:p>
+          <w:p>
+            <w:pPr>
+              <w:pStyle w:val="BodyText"/>
+            </w:pPr>
+          </w:p>
+          <w:p>
+            <w:pPr>
+              <w:pStyle w:val="BodyText"/>
+              <w:rPr>
+                <w:b/>
+                <w:bCs/>
+                <w:sz w:val="28"/>
+                <w:szCs w:val="28"/>
+              </w:rPr>
+            </w:pPr>
+            <w:r>
+              <w:rPr>
+                <w:b/>
+                <w:bCs/>
+                <w:sz w:val="28"/>
+                <w:szCs w:val="28"/>
+              </w:rPr>
+              <w:t xml:space="preserve">         left.html</w:t>
+            </w:r>
+          </w:p>
+          <w:p>
+            <w:pPr>
+              <w:pStyle w:val="BodyText"/>
+            </w:pPr>
+          </w:p>
+          <w:p>
+            <w:pPr>
+              <w:pStyle w:val="BodyText"/>
+            </w:pPr>
+            <w:r>
+              <w:t>&lt;!DOCTYPE html&gt;</w:t>
+            </w:r>
+          </w:p>
+          <w:p>
+            <w:pPr>
+              <w:pStyle w:val="BodyText"/>
+            </w:pPr>
+            <w:r>
+              <w:t>&lt;head&gt;</w:t>
+            </w:r>
+          </w:p>
+          <w:p>
+            <w:pPr>
+              <w:pStyle w:val="BodyText"/>
+            </w:pPr>
+            <w:r>
+              <w:t>&lt;/head&gt;</w:t>
+            </w:r>
+          </w:p>
+          <w:p>
+            <w:pPr>
+              <w:pStyle w:val="BodyText"/>
+            </w:pPr>
+            <w:r>
+              <w:t>&lt;body&gt;</w:t>
+            </w:r>
+          </w:p>
+          <w:p>
+            <w:pPr>
+              <w:pStyle w:val="BodyText"/>
+            </w:pPr>
+            <w:r>
+              <w:tab/>
+              <w:t>&lt;h2&gt;Website link&lt;/h2&gt;</w:t>
+            </w:r>
+          </w:p>
+          <w:p>
+            <w:pPr>
+              <w:pStyle w:val="BodyText"/>
+            </w:pPr>
+            <w:r>
+              <w:tab/>
+              <w:t xml:space="preserve">&lt;p&gt;St </w:t>
+            </w:r>
+            <w:proofErr w:type="spellStart"/>
+            <w:r>
+              <w:t>george's</w:t>
+            </w:r>
+            <w:proofErr w:type="spellEnd"/>
+            <w:r>
+              <w:t xml:space="preserve"> college </w:t>
+            </w:r>
+            <w:proofErr w:type="spellStart"/>
+            <w:r>
+              <w:t>Aruvithura</w:t>
+            </w:r>
+            <w:proofErr w:type="spellEnd"/>
+            <w:r>
+              <w:t>&lt;/p&gt;</w:t>
+            </w:r>
+          </w:p>
+          <w:p>
+            <w:pPr>
+              <w:pStyle w:val="BodyText"/>
+            </w:pPr>
+            <w:r>
+              <w:tab/>
+              <w:t xml:space="preserve">&lt;a </w:t>
+            </w:r>
+            <w:proofErr w:type="spellStart"/>
+            <w:r>
+              <w:t>href</w:t>
+            </w:r>
+            <w:proofErr w:type="spellEnd"/>
+            <w:r>
+              <w:t>="file:///home/student/lismaria/clab/college_webpage.html" target="right"&gt;Click this link&lt;/a&gt;</w:t>
+            </w:r>
+          </w:p>
+          <w:p>
+            <w:pPr>
+              <w:pStyle w:val="BodyText"/>
+            </w:pPr>
+          </w:p>
+          <w:p>
+            <w:pPr>
+              <w:pStyle w:val="BodyText"/>
+            </w:pPr>
+            <w:r>
+              <w:t>&lt;/body&gt;</w:t>
+            </w:r>
+          </w:p>
+          <w:p>
+            <w:pPr>
+              <w:pStyle w:val="BodyText"/>
+            </w:pPr>
+            <w:r>
+              <w:t>&lt;/html&gt;</w:t>
+            </w:r>
+          </w:p>
+        </w:tc>
+      </w:tr>
+    </w:tbl>
+    <w:p>
+      <w:pPr>
+        <w:pStyle w:val="ListParagraph"/>
+        <w:jc w:val="right"/>
+        <w:rPr>
+          <w:sz w:val="16"/>
+        </w:rPr>
+      </w:pPr>
+    </w:p>
+    <w:p>
+      <w:pPr>
+        <w:pStyle w:val="ListParagraph"/>
+        <w:jc w:val="right"/>
+        <w:rPr>
+          <w:sz w:val="16"/>
+        </w:rPr>
+      </w:pPr>
+    </w:p>
+    <w:p>
+      <w:pPr>
+        <w:pStyle w:val="ListParagraph"/>
+        <w:jc w:val="right"/>
+        <w:rPr>
+          <w:sz w:val="16"/>
+        </w:rPr>
+      </w:pPr>
+    </w:p>
+    <w:p>
+      <w:pPr>
+        <w:pStyle w:val="ListParagraph"/>
+        <w:rPr>
+          <w:rFonts w:ascii="Arial"/>
+          <w:b/>
+          <w:spacing w:val="-2"/>
+          <w:sz w:val="28"/>
+        </w:rPr>
+      </w:pPr>
+      <w:r>
+        <w:rPr>
+          <w:sz w:val="16"/>
+        </w:rPr>
+        <w:t xml:space="preserve">     </w:t>
+      </w:r>
+      <w:r>
+        <w:rPr>
+          <w:sz w:val="16"/>
+        </w:rPr>
+        <w:t xml:space="preserve">        </w:t>
+      </w:r>
+      <w:r>
+        <w:rPr>
+          <w:rFonts w:ascii="Arial"/>
+          <w:b/>
+          <w:spacing w:val="-2"/>
+          <w:sz w:val="28"/>
+        </w:rPr>
+        <w:t xml:space="preserve"> </w:t>
+      </w:r>
+    </w:p>
+    <w:p>
+      <w:pPr>
+        <w:pStyle w:val="ListParagraph"/>
+        <w:rPr>
+          <w:sz w:val="16"/>
+        </w:rPr>
+      </w:pPr>
+      <w:r>
+        <w:rPr>
+          <w:rFonts w:ascii="Arial"/>
+          <w:b/>
+          <w:spacing w:val="-2"/>
+          <w:sz w:val="28"/>
+        </w:rPr>
+        <w:t>Output</w:t>
+      </w:r>
+    </w:p>
+    <w:p>
+      <w:pPr>
+        <w:pStyle w:val="ListParagraph"/>
+        <w:rPr>
+          <w:noProof/>
+          <w:sz w:val="16"/>
+        </w:rPr>
+      </w:pPr>
+    </w:p>
+    <w:p>
+      <w:pPr>
+        <w:pStyle w:val="ListParagraph"/>
+        <w:rPr>
+          <w:sz w:val="16"/>
+        </w:rPr>
+      </w:pPr>
+      <w:r>
+        <w:rPr>
+          <w:noProof/>
+          <w:sz w:val="16"/>
+        </w:rPr>
+        <w:t xml:space="preserve">         </w:t>
+      </w:r>
+      <w:r>
+        <w:rPr>
+          <w:noProof/>
+          <w:sz w:val="16"/>
+        </w:rPr>
+        <w:drawing>
+          <wp:inline distT="0" distB="0" distL="0" distR="0" wp14:anchorId="0FD29871" wp14:editId="036E52BD">
+            <wp:extent cx="6400800" cy="3832860"/>
+            <wp:effectExtent l="0" t="0" r="0" b="0"/>
+            <wp:docPr id="1350030606" name="Picture 27"/>
+            <wp:cNvGraphicFramePr>
+              <a:graphicFrameLocks xmlns:a="http://schemas.openxmlformats.org/drawingml/2006/main" noChangeAspect="1"/>
+            </wp:cNvGraphicFramePr>
+            <a:graphic xmlns:a="http://schemas.openxmlformats.org/drawingml/2006/main">
+              <a:graphicData uri="http://schemas.openxmlformats.org/drawingml/2006/picture">
+                <pic:pic xmlns:pic="http://schemas.openxmlformats.org/drawingml/2006/picture">
+                  <pic:nvPicPr>
+                    <pic:cNvPr id="1350030606" name="Picture 1350030606"/>
+                    <pic:cNvPicPr/>
+                  </pic:nvPicPr>
+                  <pic:blipFill>
+                    <a:blip r:embed="rId25" cstate="print">
+                      <a:extLst>
+                        <a:ext uri="{28A0092B-C50C-407E-A947-70E740481C1C}">
+                          <a14:useLocalDpi xmlns:a14="http://schemas.microsoft.com/office/drawing/2010/main" val="0"/>
+                        </a:ext>
+                      </a:extLst>
+                    </a:blip>
+                    <a:stretch>
+                      <a:fillRect/>
+                    </a:stretch>
+                  </pic:blipFill>
+                  <pic:spPr>
+                    <a:xfrm>
+                      <a:off x="0" y="0"/>
+                      <a:ext cx="6400800" cy="3832860"/>
+                    </a:xfrm>
+                    <a:prstGeom prst="rect">
+                      <a:avLst/>
+                    </a:prstGeom>
+                  </pic:spPr>
+                </pic:pic>
+              </a:graphicData>
+            </a:graphic>
+          </wp:inline>
+        </w:drawing>
+      </w:r>
+    </w:p>
     <w:sectPr>
+      <w:headerReference w:type="default" r:id="rId26"/>
       <w:pgSz w:w="12240" w:h="15840"/>
       <w:pgMar w:top="860" w:right="1080" w:bottom="980" w:left="1080" w:header="0" w:footer="799" w:gutter="0"/>
       <w:cols w:space="720"/>
@@ -41354,25 +43650,7 @@
                             <w:ind w:left="20"/>
                           </w:pPr>
                           <w:r>
-                            <w:t>Student</w:t>
-                          </w:r>
-                          <w:r>
-                            <w:rPr>
-                              <w:spacing w:val="-1"/>
-                            </w:rPr>
-                            <w:t xml:space="preserve"> </w:t>
-                          </w:r>
-                          <w:r>
-                            <w:t>Name</w:t>
-                          </w:r>
-                          <w:r>
-                            <w:rPr>
-                              <w:spacing w:val="-3"/>
-                            </w:rPr>
-                            <w:t xml:space="preserve"> </w:t>
-                          </w:r>
-                          <w:r>
-                            <w:t>|</w:t>
+                            <w:t>Lis Maria George|</w:t>
                           </w:r>
                           <w:r>
                             <w:rPr>
@@ -41446,25 +43724,7 @@
                       <w:ind w:left="20"/>
                     </w:pPr>
                     <w:r>
-                      <w:t>Student</w:t>
-                    </w:r>
-                    <w:r>
-                      <w:rPr>
-                        <w:spacing w:val="-1"/>
-                      </w:rPr>
-                      <w:t xml:space="preserve"> </w:t>
-                    </w:r>
-                    <w:r>
-                      <w:t>Name</w:t>
-                    </w:r>
-                    <w:r>
-                      <w:rPr>
-                        <w:spacing w:val="-3"/>
-                      </w:rPr>
-                      <w:t xml:space="preserve"> </w:t>
-                    </w:r>
-                    <w:r>
-                      <w:t>|</w:t>
+                      <w:t>Lis Maria George|</w:t>
                     </w:r>
                     <w:r>
                       <w:rPr>
@@ -41679,6 +43939,16 @@
     </w:p>
   </w:footnote>
 </w:footnotes>
+</file>
+
+<file path=word/header1.xml><?xml version="1.0" encoding="utf-8"?>
+<w:hdr xmlns:wpc="http://schemas.microsoft.com/office/word/2010/wordprocessingCanvas" xmlns:cx="http://schemas.microsoft.com/office/drawing/2014/chartex" xmlns:cx1="http://schemas.microsoft.com/office/drawing/2015/9/8/chartex" xmlns:cx2="http://schemas.microsoft.com/office/drawing/2015/10/21/chartex" xmlns:cx3="http://schemas.microsoft.com/office/drawing/2016/5/9/chartex" xmlns:cx4="http://schemas.microsoft.com/office/drawing/2016/5/10/chartex" xmlns:cx5="http://schemas.microsoft.com/office/drawing/2016/5/11/chartex" xmlns:cx6="http://schemas.microsoft.com/office/drawing/2016/5/12/chartex" xmlns:cx7="http://schemas.microsoft.com/office/drawing/2016/5/13/chartex" xmlns:cx8="http://schemas.microsoft.com/office/drawing/2016/5/14/chartex" xmlns:mc="http://schemas.openxmlformats.org/markup-compatibility/2006" xmlns:aink="http://schemas.microsoft.com/office/drawing/2016/ink" xmlns:am3d="http://schemas.microsoft.com/office/drawing/2017/model3d" xmlns:o="urn:schemas-microsoft-com:office:office" xmlns:oel="http://schemas.microsoft.com/office/2019/extlst" xmlns:r="http://schemas.openxmlformats.org/officeDocument/2006/relationships" xmlns:m="http://schemas.openxmlformats.org/officeDocument/2006/math" xmlns:v="urn:schemas-microsoft-com:vml" xmlns:wp14="http://schemas.microsoft.com/office/word/2010/wordprocessingDrawing" xmlns:wp="http://schemas.openxmlformats.org/drawingml/2006/wordprocessingDrawing" xmlns:w10="urn:schemas-microsoft-com:office:word" xmlns:w="http://schemas.openxmlformats.org/wordprocessingml/2006/main" xmlns:w14="http://schemas.microsoft.com/office/word/2010/wordml" xmlns:w15="http://schemas.microsoft.com/office/word/2012/wordml" xmlns:w16cex="http://schemas.microsoft.com/office/word/2018/wordml/cex" xmlns:w16cid="http://schemas.microsoft.com/office/word/2016/wordml/cid" xmlns:w16="http://schemas.microsoft.com/office/word/2018/wordml" xmlns:w16du="http://schemas.microsoft.com/office/word/2023/wordml/word16du" xmlns:w16sdtdh="http://schemas.microsoft.com/office/word/2020/wordml/sdtdatahash" xmlns:w16sdtfl="http://schemas.microsoft.com/office/word/2024/wordml/sdtformatlock" xmlns:w16se="http://schemas.microsoft.com/office/word/2015/wordml/symex" xmlns:wpg="http://schemas.microsoft.com/office/word/2010/wordprocessingGroup" xmlns:wpi="http://schemas.microsoft.com/office/word/2010/wordprocessingInk" xmlns:wne="http://schemas.microsoft.com/office/word/2006/wordml" xmlns:wps="http://schemas.microsoft.com/office/word/2010/wordprocessingShape" mc:Ignorable="w14 w15 w16se w16cid w16 w16cex w16sdtdh w16sdtfl w16du wp14">
+  <w:p>
+    <w:pPr>
+      <w:pStyle w:val="Header"/>
+    </w:pPr>
+  </w:p>
+</w:hdr>
 </file>
 
 <file path=word/styles.xml><?xml version="1.0" encoding="utf-8"?>
@@ -42107,7 +44377,6 @@
   <w:style w:type="character" w:default="1" w:styleId="DefaultParagraphFont">
     <w:name w:val="Default Paragraph Font"/>
     <w:uiPriority w:val="1"/>
-    <w:semiHidden/>
     <w:unhideWhenUsed/>
   </w:style>
   <w:style w:type="table" w:default="1" w:styleId="TableNormal">
@@ -42188,6 +44457,101 @@
         <w:insideV w:val="single" w:sz="4" w:space="0" w:color="auto"/>
       </w:tblBorders>
     </w:tblPr>
+  </w:style>
+  <w:style w:type="character" w:styleId="Strong">
+    <w:name w:val="Strong"/>
+    <w:basedOn w:val="DefaultParagraphFont"/>
+    <w:uiPriority w:val="22"/>
+    <w:qFormat/>
+    <w:rsid w:val="00B0416E"/>
+    <w:rPr>
+      <w:b/>
+      <w:bCs/>
+    </w:rPr>
+  </w:style>
+  <w:style w:type="paragraph" w:styleId="IntenseQuote">
+    <w:name w:val="Intense Quote"/>
+    <w:basedOn w:val="Normal"/>
+    <w:next w:val="Normal"/>
+    <w:link w:val="IntenseQuoteChar"/>
+    <w:uiPriority w:val="30"/>
+    <w:qFormat/>
+    <w:rsid w:val="00157728"/>
+    <w:pPr>
+      <w:pBdr>
+        <w:top w:val="single" w:sz="4" w:space="10" w:color="4F81BD" w:themeColor="accent1"/>
+        <w:bottom w:val="single" w:sz="4" w:space="10" w:color="4F81BD" w:themeColor="accent1"/>
+      </w:pBdr>
+      <w:spacing w:before="360" w:after="360"/>
+      <w:ind w:left="864" w:right="864"/>
+      <w:jc w:val="center"/>
+    </w:pPr>
+    <w:rPr>
+      <w:i/>
+      <w:iCs/>
+      <w:color w:val="4F81BD" w:themeColor="accent1"/>
+    </w:rPr>
+  </w:style>
+  <w:style w:type="character" w:customStyle="1" w:styleId="IntenseQuoteChar">
+    <w:name w:val="Intense Quote Char"/>
+    <w:basedOn w:val="DefaultParagraphFont"/>
+    <w:link w:val="IntenseQuote"/>
+    <w:uiPriority w:val="30"/>
+    <w:rsid w:val="00157728"/>
+    <w:rPr>
+      <w:rFonts w:ascii="Microsoft Sans Serif" w:eastAsia="Microsoft Sans Serif" w:hAnsi="Microsoft Sans Serif" w:cs="Microsoft Sans Serif"/>
+      <w:i/>
+      <w:iCs/>
+      <w:color w:val="4F81BD" w:themeColor="accent1"/>
+    </w:rPr>
+  </w:style>
+  <w:style w:type="paragraph" w:styleId="Header">
+    <w:name w:val="header"/>
+    <w:basedOn w:val="Normal"/>
+    <w:link w:val="HeaderChar"/>
+    <w:uiPriority w:val="99"/>
+    <w:unhideWhenUsed/>
+    <w:rsid w:val="000A0E04"/>
+    <w:pPr>
+      <w:tabs>
+        <w:tab w:val="center" w:pos="4513"/>
+        <w:tab w:val="right" w:pos="9026"/>
+      </w:tabs>
+    </w:pPr>
+  </w:style>
+  <w:style w:type="character" w:customStyle="1" w:styleId="HeaderChar">
+    <w:name w:val="Header Char"/>
+    <w:basedOn w:val="DefaultParagraphFont"/>
+    <w:link w:val="Header"/>
+    <w:uiPriority w:val="99"/>
+    <w:rsid w:val="000A0E04"/>
+    <w:rPr>
+      <w:rFonts w:ascii="Microsoft Sans Serif" w:eastAsia="Microsoft Sans Serif" w:hAnsi="Microsoft Sans Serif" w:cs="Microsoft Sans Serif"/>
+    </w:rPr>
+  </w:style>
+  <w:style w:type="paragraph" w:styleId="Footer">
+    <w:name w:val="footer"/>
+    <w:basedOn w:val="Normal"/>
+    <w:link w:val="FooterChar"/>
+    <w:uiPriority w:val="99"/>
+    <w:unhideWhenUsed/>
+    <w:rsid w:val="000A0E04"/>
+    <w:pPr>
+      <w:tabs>
+        <w:tab w:val="center" w:pos="4513"/>
+        <w:tab w:val="right" w:pos="9026"/>
+      </w:tabs>
+    </w:pPr>
+  </w:style>
+  <w:style w:type="character" w:customStyle="1" w:styleId="FooterChar">
+    <w:name w:val="Footer Char"/>
+    <w:basedOn w:val="DefaultParagraphFont"/>
+    <w:link w:val="Footer"/>
+    <w:uiPriority w:val="99"/>
+    <w:rsid w:val="000A0E04"/>
+    <w:rPr>
+      <w:rFonts w:ascii="Microsoft Sans Serif" w:eastAsia="Microsoft Sans Serif" w:hAnsi="Microsoft Sans Serif" w:cs="Microsoft Sans Serif"/>
+    </w:rPr>
   </w:style>
 </w:styles>
 </file>
@@ -42473,4 +44837,16 @@
   <a:objectDefaults/>
   <a:extraClrSchemeLst/>
 </a:theme>
+</file>
+
+<file path=customXml/item1.xml><?xml version="1.0" encoding="utf-8"?>
+<b:Sources xmlns:b="http://schemas.openxmlformats.org/officeDocument/2006/bibliography" xmlns="http://schemas.openxmlformats.org/officeDocument/2006/bibliography" SelectedStyle="\APASixthEditionOfficeOnline.xsl" StyleName="APA" Version="6"/>
+</file>
+
+<file path=customXml/itemProps1.xml><?xml version="1.0" encoding="utf-8"?>
+<ds:datastoreItem xmlns:ds="http://schemas.openxmlformats.org/officeDocument/2006/customXml" ds:itemID="{AF852247-CF8D-4E05-860E-7B818E4E966B}">
+  <ds:schemaRefs>
+    <ds:schemaRef ds:uri="http://schemas.openxmlformats.org/officeDocument/2006/bibliography"/>
+  </ds:schemaRefs>
+</ds:datastoreItem>
 </file>